--- a/EXPORTS/DOCX/review/niveau2/Dutch/India.docx
+++ b/EXPORTS/DOCX/review/niveau2/Dutch/India.docx
@@ -28,7 +28,7 @@
           <w:color w:val="000000"/>
           <w:sz w:val="48"/>
         </w:rPr>
-        <w:t>Sri Lanka</w:t>
+        <w:t>India</w:t>
       </w:r>
     </w:p>
     <w:p>
@@ -97,6 +97,96 @@
         <w:autoSpaceDE w:val="0"/>
         <w:widowControl/>
         <w:spacing w:line="288" w:lineRule="exact" w:before="274" w:after="0"/>
+        <w:ind w:left="10" w:right="144" w:firstLine="0"/>
+        <w:jc w:val="left"/>
+      </w:pPr>
+      <w:r>
+        <w:rPr>
+          <w:rFonts w:ascii="Charis SIL Regular" w:hAnsi="Charis SIL Regular" w:eastAsia="Charis SIL Regular"/>
+          <w:b w:val="0"/>
+          <w:i w:val="0"/>
+          <w:color w:val="000000"/>
+          <w:sz w:val="24"/>
+        </w:rPr>
+        <w:t xml:space="preserve">Volgens Hans Groot (Van Batavia naar Weltevreden, p. 222, p. 229) schonk de resident van </w:t>
+      </w:r>
+      <w:r>
+        <w:rPr>
+          <w:rFonts w:ascii="Charis SIL Regular" w:hAnsi="Charis SIL Regular" w:eastAsia="Charis SIL Regular"/>
+          <w:b w:val="0"/>
+          <w:i w:val="0"/>
+          <w:color w:val="000000"/>
+          <w:sz w:val="24"/>
+        </w:rPr>
+        <w:t xml:space="preserve">Bengalen Daniel Anthony Overbeek in mei 1825 een zilveren Visnu uit Birma aan het </w:t>
+      </w:r>
+      <w:r>
+        <w:rPr>
+          <w:rFonts w:ascii="Charis SIL Regular" w:hAnsi="Charis SIL Regular" w:eastAsia="Charis SIL Regular"/>
+          <w:b w:val="0"/>
+          <w:i w:val="0"/>
+          <w:color w:val="000000"/>
+          <w:sz w:val="24"/>
+        </w:rPr>
+        <w:t xml:space="preserve">Bataviaasch Genootschap. De arts J.R. Vos uit Bengalen was ook corresponderend lid en </w:t>
+      </w:r>
+      <w:r>
+        <w:rPr>
+          <w:rFonts w:ascii="Charis SIL Regular" w:hAnsi="Charis SIL Regular" w:eastAsia="Charis SIL Regular"/>
+          <w:b w:val="0"/>
+          <w:i w:val="0"/>
+          <w:color w:val="000000"/>
+          <w:sz w:val="24"/>
+        </w:rPr>
+        <w:t>schonk boeken.</w:t>
+      </w:r>
+    </w:p>
+    <w:p>
+      <w:pPr>
+        <w:autoSpaceDN w:val="0"/>
+        <w:autoSpaceDE w:val="0"/>
+        <w:widowControl/>
+        <w:spacing w:line="288" w:lineRule="exact" w:before="240" w:after="0"/>
+        <w:ind w:left="10" w:right="576" w:firstLine="0"/>
+        <w:jc w:val="left"/>
+      </w:pPr>
+      <w:r>
+        <w:rPr>
+          <w:rFonts w:ascii="Charis SIL Regular" w:hAnsi="Charis SIL Regular" w:eastAsia="Charis SIL Regular"/>
+          <w:b w:val="0"/>
+          <w:i w:val="0"/>
+          <w:color w:val="000000"/>
+          <w:sz w:val="24"/>
+        </w:rPr>
+        <w:t xml:space="preserve">De grafborden van de voormalige Nederlandse kerk van Chinsurah zijn in 1949 door de </w:t>
+      </w:r>
+      <w:r>
+        <w:rPr>
+          <w:rFonts w:ascii="Charis SIL Regular" w:hAnsi="Charis SIL Regular" w:eastAsia="Charis SIL Regular"/>
+          <w:b w:val="0"/>
+          <w:i w:val="0"/>
+          <w:color w:val="000000"/>
+          <w:sz w:val="24"/>
+        </w:rPr>
+        <w:t xml:space="preserve">bisschop van Kolkata geschonken aan het Rijksmuseum Amsterdam: NG-106 tot en met </w:t>
+      </w:r>
+      <w:r>
+        <w:rPr>
+          <w:rFonts w:ascii="Charis SIL Regular" w:hAnsi="Charis SIL Regular" w:eastAsia="Charis SIL Regular"/>
+          <w:b w:val="0"/>
+          <w:i w:val="0"/>
+          <w:color w:val="000000"/>
+          <w:sz w:val="24"/>
+        </w:rPr>
+        <w:t>NG-118.</w:t>
+      </w:r>
+    </w:p>
+    <w:p>
+      <w:pPr>
+        <w:autoSpaceDN w:val="0"/>
+        <w:autoSpaceDE w:val="0"/>
+        <w:widowControl/>
+        <w:spacing w:line="288" w:lineRule="exact" w:before="240" w:after="0"/>
         <w:ind w:left="10" w:right="0" w:firstLine="0"/>
         <w:jc w:val="left"/>
       </w:pPr>
@@ -680,7 +770,7 @@
     </w:p>
     <w:sectPr>
       <w:pgSz w:w="11900" w:h="16840"/>
-      <w:pgMar w:top="448" w:right="940" w:bottom="1440" w:left="950" w:header="720" w:footer="720" w:gutter="0"/>
+      <w:pgMar w:top="448" w:right="940" w:bottom="1204" w:left="950" w:header="720" w:footer="720" w:gutter="0"/>
       <w:cols/>
       <w:docGrid w:linePitch="360"/>
     </w:sectPr>

--- a/EXPORTS/DOCX/review/niveau2/Dutch/India.docx
+++ b/EXPORTS/DOCX/review/niveau2/Dutch/India.docx
@@ -349,6 +349,62 @@
               <w:rStyle w:val="Hyperlink"/>
             </w:rPr>
             <w:t>Collecties</w:t>
+          </w:r>
+        </w:hyperlink>
+      </w:r>
+    </w:p>
+    <w:p>
+      <w:pPr>
+        <w:autoSpaceDN w:val="0"/>
+        <w:autoSpaceDE w:val="0"/>
+        <w:widowControl/>
+        <w:spacing w:line="288" w:lineRule="exact" w:before="240" w:after="0"/>
+        <w:ind w:left="10" w:right="864" w:firstLine="0"/>
+        <w:jc w:val="left"/>
+      </w:pPr>
+      <w:r>
+        <w:rPr>
+          <w:rFonts w:ascii="Charis SIL Regular" w:hAnsi="Charis SIL Regular" w:eastAsia="Charis SIL Regular"/>
+          <w:b w:val="0"/>
+          <w:i w:val="0"/>
+          <w:color w:val="0000FF"/>
+          <w:sz w:val="24"/>
+          <w:u w:val="single"/>
+        </w:rPr>
+        <w:hyperlink r:id="rId10" w:history="1">
+          <w:r>
+            <w:rPr>
+              <w:rStyle w:val="Hyperlink"/>
+            </w:rPr>
+            <w:t>Schilderij</w:t>
+          </w:r>
+        </w:hyperlink>
+      </w:r>
+      <w:r>
+        <w:rPr>
+          <w:rFonts w:ascii="Charis SIL Regular" w:hAnsi="Charis SIL Regular" w:eastAsia="Charis SIL Regular"/>
+          <w:b w:val="0"/>
+          <w:i w:val="0"/>
+          <w:color w:val="000000"/>
+          <w:sz w:val="24"/>
+        </w:rPr>
+        <w:t xml:space="preserve"> van Joan Ketelaars ambassade naar de koning van Udaipur (nog niet op de </w:t>
+      </w:r>
+      <w:r>
+        <w:rPr>
+          <w:u w:val="single" w:color="0000ff"/>
+          <w:rFonts w:ascii="Charis SIL Regular" w:hAnsi="Charis SIL Regular" w:eastAsia="Charis SIL Regular"/>
+          <w:b w:val="0"/>
+          <w:i w:val="0"/>
+          <w:color w:val="000000"/>
+          <w:sz w:val="24"/>
+        </w:rPr>
+        <w:hyperlink r:id="rId10" w:history="1">
+          <w:r>
+            <w:rPr>
+              <w:rStyle w:val="Hyperlink"/>
+            </w:rPr>
+            <w:t>Datahub)</w:t>
           </w:r>
         </w:hyperlink>
       </w:r>
@@ -770,7 +826,7 @@
     </w:p>
     <w:sectPr>
       <w:pgSz w:w="11900" w:h="16840"/>
-      <w:pgMar w:top="448" w:right="940" w:bottom="1204" w:left="950" w:header="720" w:footer="720" w:gutter="0"/>
+      <w:pgMar w:top="448" w:right="940" w:bottom="796" w:left="950" w:header="720" w:footer="720" w:gutter="0"/>
       <w:cols/>
       <w:docGrid w:linePitch="360"/>
     </w:sectPr>

--- a/EXPORTS/DOCX/review/niveau2/Dutch/India.docx
+++ b/EXPORTS/DOCX/review/niveau2/Dutch/India.docx
@@ -118,7 +118,83 @@
           <w:color w:val="000000"/>
           <w:sz w:val="24"/>
         </w:rPr>
-        <w:t xml:space="preserve">Bengalen Daniel Anthony Overbeek in mei 1825 een zilveren Visnu uit Birma aan het </w:t>
+        <w:t xml:space="preserve">Bengalen </w:t>
+      </w:r>
+      <w:r>
+        <w:rPr>
+          <w:rFonts w:ascii="Charis SIL Regular" w:hAnsi="Charis SIL Regular" w:eastAsia="Charis SIL Regular"/>
+          <w:b w:val="0"/>
+          <w:i w:val="0"/>
+          <w:color w:val="0000FF"/>
+          <w:sz w:val="24"/>
+          <w:u w:val="single"/>
+        </w:rPr>
+        <w:hyperlink r:id="rId9" w:history="1">
+          <w:r>
+            <w:rPr>
+              <w:rStyle w:val="Hyperlink"/>
+            </w:rPr>
+            <w:t>Daniel</w:t>
+          </w:r>
+        </w:hyperlink>
+      </w:r>
+      <w:r>
+        <w:rPr>
+          <w:rFonts w:ascii="Charis SIL Regular" w:hAnsi="Charis SIL Regular" w:eastAsia="Charis SIL Regular"/>
+          <w:b w:val="0"/>
+          <w:i w:val="0"/>
+          <w:color w:val="0000FF"/>
+          <w:sz w:val="24"/>
+          <w:u w:val="single"/>
+        </w:rPr>
+        <w:t xml:space="preserve"> </w:t>
+      </w:r>
+      <w:r>
+        <w:rPr>
+          <w:rFonts w:ascii="Charis SIL Regular" w:hAnsi="Charis SIL Regular" w:eastAsia="Charis SIL Regular"/>
+          <w:b w:val="0"/>
+          <w:i w:val="0"/>
+          <w:color w:val="0000FF"/>
+          <w:sz w:val="24"/>
+          <w:u w:val="single"/>
+        </w:rPr>
+        <w:hyperlink r:id="rId9" w:history="1">
+          <w:r>
+            <w:rPr>
+              <w:rStyle w:val="Hyperlink"/>
+            </w:rPr>
+            <w:t>Anthony</w:t>
+          </w:r>
+        </w:hyperlink>
+      </w:r>
+      <w:r>
+        <w:rPr>
+          <w:rFonts w:ascii="Charis SIL Regular" w:hAnsi="Charis SIL Regular" w:eastAsia="Charis SIL Regular"/>
+          <w:b w:val="0"/>
+          <w:i w:val="0"/>
+          <w:color w:val="0000FF"/>
+          <w:sz w:val="24"/>
+          <w:u w:val="single"/>
+        </w:rPr>
+        <w:t xml:space="preserve"> </w:t>
+      </w:r>
+      <w:r>
+        <w:rPr>
+          <w:rFonts w:ascii="Charis SIL Regular" w:hAnsi="Charis SIL Regular" w:eastAsia="Charis SIL Regular"/>
+          <w:b w:val="0"/>
+          <w:i w:val="0"/>
+          <w:color w:val="0000FF"/>
+          <w:sz w:val="24"/>
+          <w:u w:val="single"/>
+        </w:rPr>
+        <w:hyperlink r:id="rId9" w:history="1">
+          <w:r>
+            <w:rPr>
+              <w:rStyle w:val="Hyperlink"/>
+            </w:rPr>
+            <w:t>Overbeek</w:t>
+          </w:r>
+        </w:hyperlink>
       </w:r>
       <w:r>
         <w:rPr>
@@ -128,7 +204,110 @@
           <w:color w:val="000000"/>
           <w:sz w:val="24"/>
         </w:rPr>
-        <w:t xml:space="preserve">Bataviaasch Genootschap. De arts J.R. Vos uit Bengalen was ook corresponderend lid en </w:t>
+        <w:t xml:space="preserve"> in mei 1825 een zilveren Visnu uit Birma aan het </w:t>
+      </w:r>
+      <w:r>
+        <w:rPr>
+          <w:rFonts w:ascii="Charis SIL Regular" w:hAnsi="Charis SIL Regular" w:eastAsia="Charis SIL Regular"/>
+          <w:b w:val="0"/>
+          <w:i w:val="0"/>
+          <w:color w:val="000000"/>
+          <w:sz w:val="24"/>
+        </w:rPr>
+        <w:t>Bataviaas</w:t>
+      </w:r>
+      <w:r>
+        <w:rPr>
+          <w:u w:val="single" w:color="0000ff"/>
+          <w:rFonts w:ascii="Charis SIL Regular" w:hAnsi="Charis SIL Regular" w:eastAsia="Charis SIL Regular"/>
+          <w:b w:val="0"/>
+          <w:i w:val="0"/>
+          <w:color w:val="000000"/>
+          <w:sz w:val="24"/>
+        </w:rPr>
+        <w:hyperlink r:id="rId9" w:history="1">
+          <w:r>
+            <w:rPr>
+              <w:rStyle w:val="Hyperlink"/>
+            </w:rPr>
+            <w:t>ch Gen</w:t>
+          </w:r>
+        </w:hyperlink>
+      </w:r>
+      <w:r>
+        <w:rPr>
+          <w:u w:val="single" w:color="0000ff"/>
+          <w:rFonts w:ascii="Charis SIL Regular" w:hAnsi="Charis SIL Regular" w:eastAsia="Charis SIL Regular"/>
+          <w:b w:val="0"/>
+          <w:i w:val="0"/>
+          <w:color w:val="000000"/>
+          <w:sz w:val="24"/>
+        </w:rPr>
+        <w:hyperlink r:id="rId9" w:history="1">
+          <w:r>
+            <w:rPr>
+              <w:rStyle w:val="Hyperlink"/>
+            </w:rPr>
+            <w:t>ootschap</w:t>
+          </w:r>
+        </w:hyperlink>
+      </w:r>
+      <w:r>
+        <w:rPr>
+          <w:u w:val="single" w:color="0000ff"/>
+          <w:rFonts w:ascii="Charis SIL Regular" w:hAnsi="Charis SIL Regular" w:eastAsia="Charis SIL Regular"/>
+          <w:b w:val="0"/>
+          <w:i w:val="0"/>
+          <w:color w:val="000000"/>
+          <w:sz w:val="24"/>
+        </w:rPr>
+        <w:hyperlink r:id="rId9" w:history="1">
+          <w:r>
+            <w:rPr>
+              <w:rStyle w:val="Hyperlink"/>
+            </w:rPr>
+            <w:t>.</w:t>
+          </w:r>
+        </w:hyperlink>
+      </w:r>
+      <w:r>
+        <w:rPr>
+          <w:u w:val="single" w:color="0000ff"/>
+          <w:rFonts w:ascii="Charis SIL Regular" w:hAnsi="Charis SIL Regular" w:eastAsia="Charis SIL Regular"/>
+          <w:b w:val="0"/>
+          <w:i w:val="0"/>
+          <w:color w:val="000000"/>
+          <w:sz w:val="24"/>
+        </w:rPr>
+        <w:hyperlink r:id="rId9" w:history="1">
+          <w:r>
+            <w:rPr>
+              <w:rStyle w:val="Hyperlink"/>
+            </w:rPr>
+            <w:t xml:space="preserve"> De arts J</w:t>
+          </w:r>
+        </w:hyperlink>
+      </w:r>
+      <w:r>
+        <w:rPr>
+          <w:u w:val="single" w:color="0000ff"/>
+          <w:rFonts w:ascii="Charis SIL Regular" w:hAnsi="Charis SIL Regular" w:eastAsia="Charis SIL Regular"/>
+          <w:b w:val="0"/>
+          <w:i w:val="0"/>
+          <w:color w:val="000000"/>
+          <w:sz w:val="24"/>
+        </w:rPr>
+        <w:t>.</w:t>
+      </w:r>
+      <w:r>
+        <w:rPr>
+          <w:rFonts w:ascii="Charis SIL Regular" w:hAnsi="Charis SIL Regular" w:eastAsia="Charis SIL Regular"/>
+          <w:b w:val="0"/>
+          <w:i w:val="0"/>
+          <w:color w:val="000000"/>
+          <w:sz w:val="24"/>
+        </w:rPr>
+        <w:t xml:space="preserve">R. Vos uit Bengalen was ook corresponderend lid en </w:t>
       </w:r>
       <w:r>
         <w:rPr>
@@ -209,7 +388,7 @@
           <w:sz w:val="24"/>
           <w:u w:val="single"/>
         </w:rPr>
-        <w:hyperlink r:id="rId9" w:history="1">
+        <w:hyperlink r:id="rId10" w:history="1">
           <w:r>
             <w:rPr>
               <w:rStyle w:val="Hyperlink"/>
@@ -238,7 +417,7 @@
           <w:sz w:val="24"/>
           <w:u w:val="single"/>
         </w:rPr>
-        <w:hyperlink r:id="rId9" w:history="1">
+        <w:hyperlink r:id="rId10" w:history="1">
           <w:r>
             <w:rPr>
               <w:rStyle w:val="Hyperlink"/>
@@ -267,7 +446,7 @@
           <w:sz w:val="24"/>
           <w:u w:val="single"/>
         </w:rPr>
-        <w:hyperlink r:id="rId9" w:history="1">
+        <w:hyperlink r:id="rId10" w:history="1">
           <w:r>
             <w:rPr>
               <w:rStyle w:val="Hyperlink"/>
@@ -296,7 +475,7 @@
           <w:sz w:val="24"/>
           <w:u w:val="single"/>
         </w:rPr>
-        <w:hyperlink r:id="rId9" w:history="1">
+        <w:hyperlink r:id="rId10" w:history="1">
           <w:r>
             <w:rPr>
               <w:rStyle w:val="Hyperlink"/>
@@ -314,7 +493,7 @@
           <w:sz w:val="24"/>
           <w:u w:val="single"/>
         </w:rPr>
-        <w:hyperlink r:id="rId9" w:history="1">
+        <w:hyperlink r:id="rId10" w:history="1">
           <w:r>
             <w:rPr>
               <w:rStyle w:val="Hyperlink"/>
@@ -343,7 +522,7 @@
           <w:sz w:val="24"/>
           <w:u w:val="single"/>
         </w:rPr>
-        <w:hyperlink r:id="rId9" w:history="1">
+        <w:hyperlink r:id="rId10" w:history="1">
           <w:r>
             <w:rPr>
               <w:rStyle w:val="Hyperlink"/>
@@ -371,7 +550,7 @@
           <w:sz w:val="24"/>
           <w:u w:val="single"/>
         </w:rPr>
-        <w:hyperlink r:id="rId10" w:history="1">
+        <w:hyperlink r:id="rId11" w:history="1">
           <w:r>
             <w:rPr>
               <w:rStyle w:val="Hyperlink"/>
@@ -399,7 +578,7 @@
           <w:color w:val="000000"/>
           <w:sz w:val="24"/>
         </w:rPr>
-        <w:hyperlink r:id="rId10" w:history="1">
+        <w:hyperlink r:id="rId11" w:history="1">
           <w:r>
             <w:rPr>
               <w:rStyle w:val="Hyperlink"/>

--- a/EXPORTS/DOCX/review/niveau2/Dutch/India.docx
+++ b/EXPORTS/DOCX/review/niveau2/Dutch/India.docx
@@ -214,25 +214,7 @@
           <w:color w:val="000000"/>
           <w:sz w:val="24"/>
         </w:rPr>
-        <w:t>Bataviaas</w:t>
-      </w:r>
-      <w:r>
-        <w:rPr>
-          <w:u w:val="single" w:color="0000ff"/>
-          <w:rFonts w:ascii="Charis SIL Regular" w:hAnsi="Charis SIL Regular" w:eastAsia="Charis SIL Regular"/>
-          <w:b w:val="0"/>
-          <w:i w:val="0"/>
-          <w:color w:val="000000"/>
-          <w:sz w:val="24"/>
-        </w:rPr>
-        <w:hyperlink r:id="rId9" w:history="1">
-          <w:r>
-            <w:rPr>
-              <w:rStyle w:val="Hyperlink"/>
-            </w:rPr>
-            <w:t>ch Gen</w:t>
-          </w:r>
-        </w:hyperlink>
+        <w:t>Bataviaasch Gen</w:t>
       </w:r>
       <w:r>
         <w:rPr>

--- a/EXPORTS/DOCX/review/niveau2/Dutch/India.docx
+++ b/EXPORTS/DOCX/review/niveau2/Dutch/India.docx
@@ -214,7 +214,25 @@
           <w:color w:val="000000"/>
           <w:sz w:val="24"/>
         </w:rPr>
-        <w:t>Bataviaasch Gen</w:t>
+        <w:t>Bataviaas</w:t>
+      </w:r>
+      <w:r>
+        <w:rPr>
+          <w:u w:val="single" w:color="0000ff"/>
+          <w:rFonts w:ascii="Charis SIL Regular" w:hAnsi="Charis SIL Regular" w:eastAsia="Charis SIL Regular"/>
+          <w:b w:val="0"/>
+          <w:i w:val="0"/>
+          <w:color w:val="000000"/>
+          <w:sz w:val="24"/>
+        </w:rPr>
+        <w:hyperlink r:id="rId9" w:history="1">
+          <w:r>
+            <w:rPr>
+              <w:rStyle w:val="Hyperlink"/>
+            </w:rPr>
+            <w:t>ch Gen</w:t>
+          </w:r>
+        </w:hyperlink>
       </w:r>
       <w:r>
         <w:rPr>

--- a/EXPORTS/DOCX/review/niveau2/Dutch/India.docx
+++ b/EXPORTS/DOCX/review/niveau2/Dutch/India.docx
@@ -225,14 +225,7 @@
           <w:color w:val="000000"/>
           <w:sz w:val="24"/>
         </w:rPr>
-        <w:hyperlink r:id="rId9" w:history="1">
-          <w:r>
-            <w:rPr>
-              <w:rStyle w:val="Hyperlink"/>
-            </w:rPr>
-            <w:t>ch Gen</w:t>
-          </w:r>
-        </w:hyperlink>
+        <w:t>ch Gen</w:t>
       </w:r>
       <w:r>
         <w:rPr>

--- a/EXPORTS/DOCX/review/niveau2/Dutch/India.docx
+++ b/EXPORTS/DOCX/review/niveau2/Dutch/India.docx
@@ -225,7 +225,14 @@
           <w:color w:val="000000"/>
           <w:sz w:val="24"/>
         </w:rPr>
-        <w:t>ch Gen</w:t>
+        <w:hyperlink r:id="rId9" w:history="1">
+          <w:r>
+            <w:rPr>
+              <w:rStyle w:val="Hyperlink"/>
+            </w:rPr>
+            <w:t>ch Gen</w:t>
+          </w:r>
+        </w:hyperlink>
       </w:r>
       <w:r>
         <w:rPr>

--- a/EXPORTS/DOCX/review/niveau2/Dutch/India.docx
+++ b/EXPORTS/DOCX/review/niveau2/Dutch/India.docx
@@ -593,6 +593,52 @@
         <w:autoSpaceDN w:val="0"/>
         <w:autoSpaceDE w:val="0"/>
         <w:widowControl/>
+        <w:spacing w:line="352" w:lineRule="exact" w:before="176" w:after="0"/>
+        <w:ind w:left="10" w:right="0" w:firstLine="0"/>
+        <w:jc w:val="left"/>
+      </w:pPr>
+      <w:r>
+        <w:rPr>
+          <w:rFonts w:ascii="Charis SIL Regular" w:hAnsi="Charis SIL Regular" w:eastAsia="Charis SIL Regular"/>
+          <w:b w:val="0"/>
+          <w:i w:val="0"/>
+          <w:color w:val="0000FF"/>
+          <w:sz w:val="24"/>
+          <w:u w:val="single"/>
+        </w:rPr>
+        <w:hyperlink r:id="rId12" w:history="1">
+          <w:r>
+            <w:rPr>
+              <w:rStyle w:val="Hyperlink"/>
+            </w:rPr>
+            <w:t>TM-</w:t>
+          </w:r>
+        </w:hyperlink>
+      </w:r>
+      <w:r>
+        <w:rPr>
+          <w:rFonts w:ascii="Charis SIL Regular" w:hAnsi="Charis SIL Regular" w:eastAsia="Charis SIL Regular"/>
+          <w:b w:val="0"/>
+          <w:i w:val="0"/>
+          <w:color w:val="0000FF"/>
+          <w:sz w:val="24"/>
+          <w:u w:val="single"/>
+        </w:rPr>
+        <w:hyperlink r:id="rId12" w:history="1">
+          <w:r>
+            <w:rPr>
+              <w:rStyle w:val="Hyperlink"/>
+            </w:rPr>
+            <w:t>A-9584</w:t>
+          </w:r>
+        </w:hyperlink>
+      </w:r>
+    </w:p>
+    <w:p>
+      <w:pPr>
+        <w:autoSpaceDN w:val="0"/>
+        <w:autoSpaceDE w:val="0"/>
+        <w:widowControl/>
         <w:spacing w:line="420" w:lineRule="exact" w:before="204" w:after="0"/>
         <w:ind w:left="10" w:right="0" w:firstLine="0"/>
         <w:jc w:val="left"/>
@@ -1005,7 +1051,7 @@
     </w:p>
     <w:sectPr>
       <w:pgSz w:w="11900" w:h="16840"/>
-      <w:pgMar w:top="448" w:right="940" w:bottom="796" w:left="950" w:header="720" w:footer="720" w:gutter="0"/>
+      <w:pgMar w:top="448" w:right="940" w:bottom="532" w:left="950" w:header="720" w:footer="720" w:gutter="0"/>
       <w:cols/>
       <w:docGrid w:linePitch="360"/>
     </w:sectPr>

--- a/EXPORTS/DOCX/review/niveau2/Dutch/India.docx
+++ b/EXPORTS/DOCX/review/niveau2/Dutch/India.docx
@@ -994,7 +994,7 @@
         <w:autoSpaceDN w:val="0"/>
         <w:autoSpaceDE w:val="0"/>
         <w:widowControl/>
-        <w:spacing w:line="538" w:lineRule="exact" w:before="478" w:after="0"/>
+        <w:spacing w:line="538" w:lineRule="exact" w:before="458" w:after="0"/>
         <w:ind w:left="10" w:right="0" w:firstLine="0"/>
         <w:jc w:val="left"/>
       </w:pPr>
@@ -1051,7 +1051,7 @@
     </w:p>
     <w:sectPr>
       <w:pgSz w:w="11900" w:h="16840"/>
-      <w:pgMar w:top="448" w:right="940" w:bottom="532" w:left="950" w:header="720" w:footer="720" w:gutter="0"/>
+      <w:pgMar w:top="448" w:right="940" w:bottom="542" w:left="950" w:header="720" w:footer="720" w:gutter="0"/>
       <w:cols/>
       <w:docGrid w:linePitch="360"/>
     </w:sectPr>

--- a/EXPORTS/DOCX/review/niveau2/Dutch/India.docx
+++ b/EXPORTS/DOCX/review/niveau2/Dutch/India.docx
@@ -214,25 +214,7 @@
           <w:color w:val="000000"/>
           <w:sz w:val="24"/>
         </w:rPr>
-        <w:t>Bataviaas</w:t>
-      </w:r>
-      <w:r>
-        <w:rPr>
-          <w:u w:val="single" w:color="0000ff"/>
-          <w:rFonts w:ascii="Charis SIL Regular" w:hAnsi="Charis SIL Regular" w:eastAsia="Charis SIL Regular"/>
-          <w:b w:val="0"/>
-          <w:i w:val="0"/>
-          <w:color w:val="000000"/>
-          <w:sz w:val="24"/>
-        </w:rPr>
-        <w:hyperlink r:id="rId9" w:history="1">
-          <w:r>
-            <w:rPr>
-              <w:rStyle w:val="Hyperlink"/>
-            </w:rPr>
-            <w:t>ch Gen</w:t>
-          </w:r>
-        </w:hyperlink>
+        <w:t>Bataviaasch Gen</w:t>
       </w:r>
       <w:r>
         <w:rPr>
@@ -639,7 +621,112 @@
         <w:autoSpaceDN w:val="0"/>
         <w:autoSpaceDE w:val="0"/>
         <w:widowControl/>
-        <w:spacing w:line="420" w:lineRule="exact" w:before="204" w:after="0"/>
+        <w:spacing w:line="358" w:lineRule="exact" w:before="256" w:after="0"/>
+        <w:ind w:left="10" w:right="0" w:firstLine="0"/>
+        <w:jc w:val="left"/>
+      </w:pPr>
+      <w:r>
+        <w:rPr>
+          <w:rFonts w:ascii="Charis SIL Bold" w:hAnsi="Charis SIL Bold" w:eastAsia="Charis SIL Bold"/>
+          <w:b/>
+          <w:i w:val="0"/>
+          <w:color w:val="000000"/>
+          <w:sz w:val="24"/>
+        </w:rPr>
+        <w:t>KZGW</w:t>
+      </w:r>
+    </w:p>
+    <w:p>
+      <w:pPr>
+        <w:autoSpaceDN w:val="0"/>
+        <w:autoSpaceDE w:val="0"/>
+        <w:widowControl/>
+        <w:spacing w:line="354" w:lineRule="exact" w:before="248" w:after="0"/>
+        <w:ind w:left="10" w:right="0" w:firstLine="0"/>
+        <w:jc w:val="left"/>
+      </w:pPr>
+      <w:r>
+        <w:rPr>
+          <w:rFonts w:ascii="Charis SIL Regular" w:hAnsi="Charis SIL Regular" w:eastAsia="Charis SIL Regular"/>
+          <w:b w:val="0"/>
+          <w:i w:val="0"/>
+          <w:color w:val="0000FF"/>
+          <w:sz w:val="24"/>
+          <w:u w:val="single"/>
+        </w:rPr>
+        <w:hyperlink r:id="rId13" w:history="1">
+          <w:r>
+            <w:rPr>
+              <w:rStyle w:val="Hyperlink"/>
+            </w:rPr>
+            <w:t>Schenkingen</w:t>
+          </w:r>
+        </w:hyperlink>
+      </w:r>
+      <w:r>
+        <w:rPr>
+          <w:rFonts w:ascii="Charis SIL Regular" w:hAnsi="Charis SIL Regular" w:eastAsia="Charis SIL Regular"/>
+          <w:b w:val="0"/>
+          <w:i w:val="0"/>
+          <w:color w:val="000000"/>
+          <w:sz w:val="24"/>
+        </w:rPr>
+        <w:t xml:space="preserve"> van </w:t>
+      </w:r>
+      <w:r>
+        <w:rPr>
+          <w:rFonts w:ascii="Charis SIL Regular" w:hAnsi="Charis SIL Regular" w:eastAsia="Charis SIL Regular"/>
+          <w:b w:val="0"/>
+          <w:i w:val="0"/>
+          <w:color w:val="0000FF"/>
+          <w:sz w:val="24"/>
+          <w:u w:val="single"/>
+        </w:rPr>
+        <w:hyperlink r:id="rId14" w:history="1">
+          <w:r>
+            <w:rPr>
+              <w:rStyle w:val="Hyperlink"/>
+            </w:rPr>
+            <w:t>Adriaan</w:t>
+          </w:r>
+        </w:hyperlink>
+      </w:r>
+      <w:r>
+        <w:rPr>
+          <w:rFonts w:ascii="Charis SIL Regular" w:hAnsi="Charis SIL Regular" w:eastAsia="Charis SIL Regular"/>
+          <w:b w:val="0"/>
+          <w:i w:val="0"/>
+          <w:color w:val="0000FF"/>
+          <w:sz w:val="24"/>
+          <w:u w:val="single"/>
+        </w:rPr>
+        <w:t xml:space="preserve"> </w:t>
+      </w:r>
+      <w:r>
+        <w:rPr>
+          <w:rFonts w:ascii="Charis SIL Regular" w:hAnsi="Charis SIL Regular" w:eastAsia="Charis SIL Regular"/>
+          <w:b w:val="0"/>
+          <w:i w:val="0"/>
+          <w:color w:val="0000FF"/>
+          <w:sz w:val="24"/>
+          <w:u w:val="single"/>
+        </w:rPr>
+        <w:hyperlink r:id="rId14" w:history="1">
+          <w:r>
+            <w:rPr>
+              <w:rStyle w:val="Hyperlink"/>
+            </w:rPr>
+            <w:t>Moens</w:t>
+          </w:r>
+        </w:hyperlink>
+      </w:r>
+    </w:p>
+    <w:p>
+      <w:pPr>
+        <w:autoSpaceDN w:val="0"/>
+        <w:autoSpaceDE w:val="0"/>
+        <w:widowControl/>
+        <w:spacing w:line="422" w:lineRule="exact" w:before="202" w:after="0"/>
         <w:ind w:left="10" w:right="0" w:firstLine="0"/>
         <w:jc w:val="left"/>
       </w:pPr>
@@ -659,7 +746,7 @@
         <w:autoSpaceDN w:val="0"/>
         <w:autoSpaceDE w:val="0"/>
         <w:widowControl/>
-        <w:spacing w:line="420" w:lineRule="exact" w:before="198" w:after="0"/>
+        <w:spacing w:line="422" w:lineRule="exact" w:before="196" w:after="0"/>
         <w:ind w:left="10" w:right="0" w:firstLine="0"/>
         <w:jc w:val="left"/>
       </w:pPr>
@@ -679,7 +766,7 @@
         <w:autoSpaceDN w:val="0"/>
         <w:autoSpaceDE w:val="0"/>
         <w:widowControl/>
-        <w:spacing w:line="540" w:lineRule="exact" w:before="192" w:after="0"/>
+        <w:spacing w:line="540" w:lineRule="exact" w:before="190" w:after="0"/>
         <w:ind w:left="10" w:right="0" w:firstLine="0"/>
         <w:jc w:val="left"/>
       </w:pPr>
@@ -994,7 +1081,7 @@
         <w:autoSpaceDN w:val="0"/>
         <w:autoSpaceDE w:val="0"/>
         <w:widowControl/>
-        <w:spacing w:line="538" w:lineRule="exact" w:before="458" w:after="0"/>
+        <w:spacing w:line="540" w:lineRule="exact" w:before="458" w:after="0"/>
         <w:ind w:left="10" w:right="0" w:firstLine="0"/>
         <w:jc w:val="left"/>
       </w:pPr>
@@ -1011,11 +1098,30 @@
     </w:p>
     <w:p>
       <w:pPr>
+        <w:sectPr>
+          <w:pgSz w:w="11900" w:h="16840"/>
+          <w:pgMar w:top="448" w:right="940" w:bottom="490" w:left="950" w:header="720" w:footer="720" w:gutter="0"/>
+          <w:cols/>
+          <w:docGrid w:linePitch="360"/>
+        </w:sectPr>
+      </w:pPr>
+    </w:p>
+    <w:p>
+      <w:pPr>
         <w:autoSpaceDN w:val="0"/>
         <w:autoSpaceDE w:val="0"/>
         <w:widowControl/>
-        <w:spacing w:line="352" w:lineRule="exact" w:before="230" w:after="0"/>
-        <w:ind w:left="10" w:right="0" w:firstLine="0"/>
+        <w:spacing w:line="220" w:lineRule="exact" w:before="0" w:after="104"/>
+        <w:ind w:left="0" w:right="0"/>
+      </w:pPr>
+    </w:p>
+    <w:p>
+      <w:pPr>
+        <w:autoSpaceDN w:val="0"/>
+        <w:autoSpaceDE w:val="0"/>
+        <w:widowControl/>
+        <w:spacing w:line="390" w:lineRule="exact" w:before="0" w:after="0"/>
+        <w:ind w:left="0" w:right="432" w:firstLine="0"/>
         <w:jc w:val="left"/>
       </w:pPr>
       <w:r>
@@ -1026,18 +1132,11 @@
           <w:color w:val="000000"/>
           <w:sz w:val="24"/>
         </w:rPr>
-        <w:t>TO BE FILLED</w:t>
+        <w:t xml:space="preserve">TO BE FILLED </w:t>
       </w:r>
-    </w:p>
-    <w:p>
-      <w:pPr>
-        <w:autoSpaceDN w:val="0"/>
-        <w:autoSpaceDE w:val="0"/>
-        <w:widowControl/>
-        <w:spacing w:line="352" w:lineRule="exact" w:before="176" w:after="0"/>
-        <w:ind w:left="10" w:right="0" w:firstLine="0"/>
-        <w:jc w:val="left"/>
-      </w:pPr>
+      <w:r>
+        <w:br/>
+      </w:r>
       <w:r>
         <w:rPr>
           <w:rFonts w:ascii="Charis SIL Italic" w:hAnsi="Charis SIL Italic" w:eastAsia="Charis SIL Italic"/>
@@ -1046,12 +1145,22 @@
           <w:color w:val="000000"/>
           <w:sz w:val="24"/>
         </w:rPr>
-        <w:t>last edited by Maarten van der Bent as original_author on 2026-01-12</w:t>
+        <w:t xml:space="preserve">last edited by Maarten van der Bent as original_author on 2026-01-12 (applies to section: </w:t>
+      </w:r>
+      <w:r>
+        <w:rPr>
+          <w:rFonts w:ascii="Charis SIL Italic" w:hAnsi="Charis SIL Italic" w:eastAsia="Charis SIL Italic"/>
+          <w:b w:val="0"/>
+          <w:i/>
+          <w:color w:val="000000"/>
+          <w:sz w:val="24"/>
+        </w:rPr>
+        <w:t>undefined)</w:t>
       </w:r>
     </w:p>
     <w:sectPr>
       <w:pgSz w:w="11900" w:h="16840"/>
-      <w:pgMar w:top="448" w:right="940" w:bottom="542" w:left="950" w:header="720" w:footer="720" w:gutter="0"/>
+      <w:pgMar w:top="324" w:right="1440" w:bottom="1440" w:left="960" w:header="720" w:footer="720" w:gutter="0"/>
       <w:cols/>
       <w:docGrid w:linePitch="360"/>
     </w:sectPr>

--- a/EXPORTS/DOCX/review/niveau2/Dutch/India.docx
+++ b/EXPORTS/DOCX/review/niveau2/Dutch/India.docx
@@ -97,7 +97,7 @@
         <w:autoSpaceDE w:val="0"/>
         <w:widowControl/>
         <w:spacing w:line="288" w:lineRule="exact" w:before="274" w:after="0"/>
-        <w:ind w:left="10" w:right="144" w:firstLine="0"/>
+        <w:ind w:left="10" w:right="0" w:firstLine="0"/>
         <w:jc w:val="left"/>
       </w:pPr>
       <w:r>
@@ -317,27 +317,7 @@
           <w:color w:val="000000"/>
           <w:sz w:val="24"/>
         </w:rPr>
-        <w:t>schonk boeken.</w:t>
-      </w:r>
-    </w:p>
-    <w:p>
-      <w:pPr>
-        <w:autoSpaceDN w:val="0"/>
-        <w:autoSpaceDE w:val="0"/>
-        <w:widowControl/>
-        <w:spacing w:line="288" w:lineRule="exact" w:before="240" w:after="0"/>
-        <w:ind w:left="10" w:right="576" w:firstLine="0"/>
-        <w:jc w:val="left"/>
-      </w:pPr>
-      <w:r>
-        <w:rPr>
-          <w:rFonts w:ascii="Charis SIL Regular" w:hAnsi="Charis SIL Regular" w:eastAsia="Charis SIL Regular"/>
-          <w:b w:val="0"/>
-          <w:i w:val="0"/>
-          <w:color w:val="000000"/>
-          <w:sz w:val="24"/>
-        </w:rPr>
-        <w:t xml:space="preserve">De grafborden van de voormalige Nederlandse kerk van Chinsurah zijn in 1949 door de </w:t>
+        <w:t xml:space="preserve">schonk boeken. De grafborden van de voormalige Nederlandse kerk van Chinsurah zijn in </w:t>
       </w:r>
       <w:r>
         <w:rPr>
@@ -347,7 +327,7 @@
           <w:color w:val="000000"/>
           <w:sz w:val="24"/>
         </w:rPr>
-        <w:t xml:space="preserve">bisschop van Kolkata geschonken aan het Rijksmuseum Amsterdam: NG-106 tot en met </w:t>
+        <w:t xml:space="preserve">1949 door de bisschop van Kolkata geschonken aan het Rijksmuseum Amsterdam: NG-106 </w:t>
       </w:r>
       <w:r>
         <w:rPr>
@@ -357,27 +337,7 @@
           <w:color w:val="000000"/>
           <w:sz w:val="24"/>
         </w:rPr>
-        <w:t>NG-118.</w:t>
-      </w:r>
-    </w:p>
-    <w:p>
-      <w:pPr>
-        <w:autoSpaceDN w:val="0"/>
-        <w:autoSpaceDE w:val="0"/>
-        <w:widowControl/>
-        <w:spacing w:line="288" w:lineRule="exact" w:before="240" w:after="0"/>
-        <w:ind w:left="10" w:right="0" w:firstLine="0"/>
-        <w:jc w:val="left"/>
-      </w:pPr>
-      <w:r>
-        <w:rPr>
-          <w:rFonts w:ascii="Charis SIL Regular" w:hAnsi="Charis SIL Regular" w:eastAsia="Charis SIL Regular"/>
-          <w:b w:val="0"/>
-          <w:i w:val="0"/>
-          <w:color w:val="000000"/>
-          <w:sz w:val="24"/>
-        </w:rPr>
-        <w:t xml:space="preserve">Koperen platen uit het Chola-rijk werden in 2026 gerestitueerd </w:t>
+        <w:t xml:space="preserve">tot en met NG-118. Koperen platen uit het Chola-rijk werden in 2026 gerestitueerd </w:t>
       </w:r>
       <w:r>
         <w:rPr>
@@ -422,20 +382,9 @@
             <w:rPr>
               <w:rStyle w:val="Hyperlink"/>
             </w:rPr>
-            <w:t>en</w:t>
+            <w:t xml:space="preserve">en </w:t>
           </w:r>
         </w:hyperlink>
-      </w:r>
-      <w:r>
-        <w:rPr>
-          <w:rFonts w:ascii="Charis SIL Regular" w:hAnsi="Charis SIL Regular" w:eastAsia="Charis SIL Regular"/>
-          <w:b w:val="0"/>
-          <w:i w:val="0"/>
-          <w:color w:val="0000FF"/>
-          <w:sz w:val="24"/>
-          <w:u w:val="single"/>
-        </w:rPr>
-        <w:t xml:space="preserve"> </w:t>
       </w:r>
       <w:r>
         <w:rPr>
@@ -480,9 +429,20 @@
             <w:rPr>
               <w:rStyle w:val="Hyperlink"/>
             </w:rPr>
-            <w:t xml:space="preserve">Commissie </w:t>
+            <w:t>Commissie</w:t>
           </w:r>
         </w:hyperlink>
+      </w:r>
+      <w:r>
+        <w:rPr>
+          <w:rFonts w:ascii="Charis SIL Regular" w:hAnsi="Charis SIL Regular" w:eastAsia="Charis SIL Regular"/>
+          <w:b w:val="0"/>
+          <w:i w:val="0"/>
+          <w:color w:val="0000FF"/>
+          <w:sz w:val="24"/>
+          <w:u w:val="single"/>
+        </w:rPr>
+        <w:t xml:space="preserve"> </w:t>
       </w:r>
       <w:r>
         <w:rPr>
@@ -531,16 +491,6 @@
           </w:r>
         </w:hyperlink>
       </w:r>
-    </w:p>
-    <w:p>
-      <w:pPr>
-        <w:autoSpaceDN w:val="0"/>
-        <w:autoSpaceDE w:val="0"/>
-        <w:widowControl/>
-        <w:spacing w:line="288" w:lineRule="exact" w:before="240" w:after="0"/>
-        <w:ind w:left="10" w:right="864" w:firstLine="0"/>
-        <w:jc w:val="left"/>
-      </w:pPr>
       <w:r>
         <w:rPr>
           <w:rFonts w:ascii="Charis SIL Regular" w:hAnsi="Charis SIL Regular" w:eastAsia="Charis SIL Regular"/>
@@ -567,7 +517,7 @@
           <w:color w:val="000000"/>
           <w:sz w:val="24"/>
         </w:rPr>
-        <w:t xml:space="preserve"> van Joan Ketelaars ambassade naar de koning van Udaipur (nog niet op de </w:t>
+        <w:t xml:space="preserve"> van Joan Ketelaars ambassade na</w:t>
       </w:r>
       <w:r>
         <w:rPr>
@@ -578,25 +528,163 @@
           <w:color w:val="000000"/>
           <w:sz w:val="24"/>
         </w:rPr>
+        <w:hyperlink r:id="rId10" w:history="1">
+          <w:r>
+            <w:rPr>
+              <w:rStyle w:val="Hyperlink"/>
+            </w:rPr>
+            <w:t xml:space="preserve">ar de </w:t>
+          </w:r>
+        </w:hyperlink>
+      </w:r>
+      <w:r>
+        <w:rPr>
+          <w:u w:val="single" w:color="0000ff"/>
+          <w:rFonts w:ascii="Charis SIL Regular" w:hAnsi="Charis SIL Regular" w:eastAsia="Charis SIL Regular"/>
+          <w:b w:val="0"/>
+          <w:i w:val="0"/>
+          <w:color w:val="000000"/>
+          <w:sz w:val="24"/>
+        </w:rPr>
+        <w:hyperlink r:id="rId10" w:history="1">
+          <w:r>
+            <w:rPr>
+              <w:rStyle w:val="Hyperlink"/>
+            </w:rPr>
+            <w:t xml:space="preserve">koning </w:t>
+          </w:r>
+        </w:hyperlink>
+      </w:r>
+      <w:r>
+        <w:rPr>
+          <w:u w:val="single" w:color="0000ff"/>
+          <w:rFonts w:ascii="Charis SIL Regular" w:hAnsi="Charis SIL Regular" w:eastAsia="Charis SIL Regular"/>
+          <w:b w:val="0"/>
+          <w:i w:val="0"/>
+          <w:color w:val="000000"/>
+          <w:sz w:val="24"/>
+        </w:rPr>
+        <w:hyperlink r:id="rId10" w:history="1">
+          <w:r>
+            <w:rPr>
+              <w:rStyle w:val="Hyperlink"/>
+            </w:rPr>
+            <w:t>v</w:t>
+          </w:r>
+        </w:hyperlink>
+      </w:r>
+      <w:r>
+        <w:rPr>
+          <w:u w:val="single" w:color="0000ff"/>
+          <w:rFonts w:ascii="Charis SIL Regular" w:hAnsi="Charis SIL Regular" w:eastAsia="Charis SIL Regular"/>
+          <w:b w:val="0"/>
+          <w:i w:val="0"/>
+          <w:color w:val="000000"/>
+          <w:sz w:val="24"/>
+        </w:rPr>
+        <w:hyperlink r:id="rId10" w:history="1">
+          <w:r>
+            <w:rPr>
+              <w:rStyle w:val="Hyperlink"/>
+            </w:rPr>
+            <w:t>an Udaipu</w:t>
+          </w:r>
+        </w:hyperlink>
+      </w:r>
+      <w:r>
+        <w:rPr>
+          <w:u w:val="single" w:color="0000ff"/>
+          <w:rFonts w:ascii="Charis SIL Regular" w:hAnsi="Charis SIL Regular" w:eastAsia="Charis SIL Regular"/>
+          <w:b w:val="0"/>
+          <w:i w:val="0"/>
+          <w:color w:val="000000"/>
+          <w:sz w:val="24"/>
+        </w:rPr>
+        <w:hyperlink r:id="rId10" w:history="1">
+          <w:r>
+            <w:rPr>
+              <w:rStyle w:val="Hyperlink"/>
+            </w:rPr>
+            <w:t>r</w:t>
+          </w:r>
+        </w:hyperlink>
+      </w:r>
+      <w:r>
+        <w:rPr>
+          <w:u w:val="single" w:color="0000ff"/>
+          <w:rFonts w:ascii="Charis SIL Regular" w:hAnsi="Charis SIL Regular" w:eastAsia="Charis SIL Regular"/>
+          <w:b w:val="0"/>
+          <w:i w:val="0"/>
+          <w:color w:val="000000"/>
+          <w:sz w:val="24"/>
+        </w:rPr>
+        <w:hyperlink r:id="rId10" w:history="1">
+          <w:r>
+            <w:rPr>
+              <w:rStyle w:val="Hyperlink"/>
+            </w:rPr>
+            <w:t xml:space="preserve"> (nog niet</w:t>
+          </w:r>
+        </w:hyperlink>
+      </w:r>
+      <w:r>
+        <w:rPr>
+          <w:u w:val="single" w:color="0000ff"/>
+          <w:rFonts w:ascii="Charis SIL Regular" w:hAnsi="Charis SIL Regular" w:eastAsia="Charis SIL Regular"/>
+          <w:b w:val="0"/>
+          <w:i w:val="0"/>
+          <w:color w:val="000000"/>
+          <w:sz w:val="24"/>
+        </w:rPr>
+        <w:t xml:space="preserve"> </w:t>
+      </w:r>
+      <w:r>
+        <w:rPr>
+          <w:u w:val="single" w:color="0000ff"/>
+          <w:rFonts w:ascii="Charis SIL Regular" w:hAnsi="Charis SIL Regular" w:eastAsia="Charis SIL Regular"/>
+          <w:b w:val="0"/>
+          <w:i w:val="0"/>
+          <w:color w:val="000000"/>
+          <w:sz w:val="24"/>
+        </w:rPr>
+        <w:hyperlink r:id="rId10" w:history="1">
+          <w:r>
+            <w:rPr>
+              <w:rStyle w:val="Hyperlink"/>
+            </w:rPr>
+            <w:t>op de Dat</w:t>
+          </w:r>
+        </w:hyperlink>
+      </w:r>
+      <w:r>
+        <w:rPr>
+          <w:u w:val="single" w:color="0000ff"/>
+          <w:rFonts w:ascii="Charis SIL Regular" w:hAnsi="Charis SIL Regular" w:eastAsia="Charis SIL Regular"/>
+          <w:b w:val="0"/>
+          <w:i w:val="0"/>
+          <w:color w:val="000000"/>
+          <w:sz w:val="24"/>
+        </w:rPr>
+        <w:t xml:space="preserve">ahub) </w:t>
+      </w:r>
+      <w:r>
+        <w:rPr>
+          <w:rFonts w:ascii="Charis SIL Regular" w:hAnsi="Charis SIL Regular" w:eastAsia="Charis SIL Regular"/>
+          <w:b w:val="0"/>
+          <w:i w:val="0"/>
+          <w:color w:val="0000FF"/>
+          <w:sz w:val="24"/>
+          <w:u w:val="single"/>
+        </w:rPr>
         <w:hyperlink r:id="rId11" w:history="1">
           <w:r>
             <w:rPr>
               <w:rStyle w:val="Hyperlink"/>
             </w:rPr>
-            <w:t>Datahub)</w:t>
+            <w:t>TM</w:t>
           </w:r>
         </w:hyperlink>
       </w:r>
-    </w:p>
-    <w:p>
-      <w:pPr>
-        <w:autoSpaceDN w:val="0"/>
-        <w:autoSpaceDE w:val="0"/>
-        <w:widowControl/>
-        <w:spacing w:line="352" w:lineRule="exact" w:before="176" w:after="0"/>
-        <w:ind w:left="10" w:right="0" w:firstLine="0"/>
-        <w:jc w:val="left"/>
-      </w:pPr>
       <w:r>
         <w:rPr>
           <w:rFonts w:ascii="Charis SIL Regular" w:hAnsi="Charis SIL Regular" w:eastAsia="Charis SIL Regular"/>
@@ -611,7 +699,7 @@
             <w:rPr>
               <w:rStyle w:val="Hyperlink"/>
             </w:rPr>
-            <w:t>TM-</w:t>
+            <w:t>-</w:t>
           </w:r>
         </w:hyperlink>
       </w:r>
@@ -632,6 +720,54 @@
             <w:t>A-9584</w:t>
           </w:r>
         </w:hyperlink>
+      </w:r>
+      <w:r>
+        <w:rPr>
+          <w:rFonts w:ascii="Charis SIL Regular" w:hAnsi="Charis SIL Regular" w:eastAsia="Charis SIL Regular"/>
+          <w:b w:val="0"/>
+          <w:i w:val="0"/>
+          <w:color w:val="000000"/>
+          <w:sz w:val="24"/>
+        </w:rPr>
+        <w:t xml:space="preserve"> KZGW: </w:t>
+      </w:r>
+      <w:r>
+        <w:rPr>
+          <w:rFonts w:ascii="Charis SIL Regular" w:hAnsi="Charis SIL Regular" w:eastAsia="Charis SIL Regular"/>
+          <w:b w:val="0"/>
+          <w:i w:val="0"/>
+          <w:color w:val="0000FF"/>
+          <w:sz w:val="24"/>
+          <w:u w:val="single"/>
+        </w:rPr>
+        <w:hyperlink r:id="rId13" w:history="1">
+          <w:r>
+            <w:rPr>
+              <w:rStyle w:val="Hyperlink"/>
+            </w:rPr>
+            <w:t>Waaiers</w:t>
+          </w:r>
+        </w:hyperlink>
+      </w:r>
+      <w:r>
+        <w:rPr>
+          <w:rFonts w:ascii="Charis SIL Regular" w:hAnsi="Charis SIL Regular" w:eastAsia="Charis SIL Regular"/>
+          <w:b w:val="0"/>
+          <w:i w:val="0"/>
+          <w:color w:val="000000"/>
+          <w:sz w:val="24"/>
+        </w:rPr>
+        <w:t xml:space="preserve"> uit Bengalen, </w:t>
+      </w:r>
+      <w:r>
+        <w:rPr>
+          <w:rFonts w:ascii="Charis SIL Regular" w:hAnsi="Charis SIL Regular" w:eastAsia="Charis SIL Regular"/>
+          <w:b w:val="0"/>
+          <w:i w:val="0"/>
+          <w:color w:val="000000"/>
+          <w:sz w:val="24"/>
+        </w:rPr>
+        <w:t>geschonken door Nicolaas Hugenholtz</w:t>
       </w:r>
     </w:p>
     <w:p>
@@ -672,7 +808,7 @@
           <w:sz w:val="24"/>
           <w:u w:val="single"/>
         </w:rPr>
-        <w:hyperlink r:id="rId13" w:history="1">
+        <w:hyperlink r:id="rId14" w:history="1">
           <w:r>
             <w:rPr>
               <w:rStyle w:val="Hyperlink"/>
@@ -700,7 +836,7 @@
           <w:sz w:val="24"/>
           <w:u w:val="single"/>
         </w:rPr>
-        <w:hyperlink r:id="rId14" w:history="1">
+        <w:hyperlink r:id="rId15" w:history="1">
           <w:r>
             <w:rPr>
               <w:rStyle w:val="Hyperlink"/>
@@ -729,7 +865,7 @@
           <w:sz w:val="24"/>
           <w:u w:val="single"/>
         </w:rPr>
-        <w:hyperlink r:id="rId14" w:history="1">
+        <w:hyperlink r:id="rId15" w:history="1">
           <w:r>
             <w:rPr>
               <w:rStyle w:val="Hyperlink"/>
@@ -1116,30 +1252,11 @@
     </w:p>
     <w:p>
       <w:pPr>
-        <w:sectPr>
-          <w:pgSz w:w="11900" w:h="16840"/>
-          <w:pgMar w:top="448" w:right="940" w:bottom="490" w:left="950" w:header="720" w:footer="720" w:gutter="0"/>
-          <w:cols/>
-          <w:docGrid w:linePitch="360"/>
-        </w:sectPr>
-      </w:pPr>
-    </w:p>
-    <w:p>
-      <w:pPr>
         <w:autoSpaceDN w:val="0"/>
         <w:autoSpaceDE w:val="0"/>
         <w:widowControl/>
-        <w:spacing w:line="220" w:lineRule="exact" w:before="0" w:after="104"/>
-        <w:ind w:left="0" w:right="0"/>
-      </w:pPr>
-    </w:p>
-    <w:p>
-      <w:pPr>
-        <w:autoSpaceDN w:val="0"/>
-        <w:autoSpaceDE w:val="0"/>
-        <w:widowControl/>
-        <w:spacing w:line="390" w:lineRule="exact" w:before="0" w:after="0"/>
-        <w:ind w:left="0" w:right="432" w:firstLine="0"/>
+        <w:spacing w:line="352" w:lineRule="exact" w:before="228" w:after="0"/>
+        <w:ind w:left="10" w:right="0" w:firstLine="0"/>
         <w:jc w:val="left"/>
       </w:pPr>
       <w:r>
@@ -1150,11 +1267,18 @@
           <w:color w:val="000000"/>
           <w:sz w:val="24"/>
         </w:rPr>
-        <w:t xml:space="preserve">TO BE FILLED </w:t>
+        <w:t>TO BE FILLED</w:t>
       </w:r>
-      <w:r>
-        <w:br/>
-      </w:r>
+    </w:p>
+    <w:p>
+      <w:pPr>
+        <w:autoSpaceDN w:val="0"/>
+        <w:autoSpaceDE w:val="0"/>
+        <w:widowControl/>
+        <w:spacing w:line="288" w:lineRule="exact" w:before="240" w:after="0"/>
+        <w:ind w:left="10" w:right="1008" w:firstLine="0"/>
+        <w:jc w:val="left"/>
+      </w:pPr>
       <w:r>
         <w:rPr>
           <w:rFonts w:ascii="Charis SIL Italic" w:hAnsi="Charis SIL Italic" w:eastAsia="Charis SIL Italic"/>
@@ -1178,7 +1302,7 @@
     </w:p>
     <w:sectPr>
       <w:pgSz w:w="11900" w:h="16840"/>
-      <w:pgMar w:top="324" w:right="1440" w:bottom="1440" w:left="960" w:header="720" w:footer="720" w:gutter="0"/>
+      <w:pgMar w:top="448" w:right="940" w:bottom="702" w:left="950" w:header="720" w:footer="720" w:gutter="0"/>
       <w:cols/>
       <w:docGrid w:linePitch="360"/>
     </w:sectPr>

--- a/EXPORTS/DOCX/review/niveau2/Dutch/India.docx
+++ b/EXPORTS/DOCX/review/niveau2/Dutch/India.docx
@@ -611,61 +611,13 @@
       </w:r>
       <w:r>
         <w:rPr>
-          <w:u w:val="single" w:color="0000ff"/>
           <w:rFonts w:ascii="Charis SIL Regular" w:hAnsi="Charis SIL Regular" w:eastAsia="Charis SIL Regular"/>
           <w:b w:val="0"/>
           <w:i w:val="0"/>
           <w:color w:val="000000"/>
           <w:sz w:val="24"/>
         </w:rPr>
-        <w:hyperlink r:id="rId10" w:history="1">
-          <w:r>
-            <w:rPr>
-              <w:rStyle w:val="Hyperlink"/>
-            </w:rPr>
-            <w:t xml:space="preserve"> (nog niet</w:t>
-          </w:r>
-        </w:hyperlink>
-      </w:r>
-      <w:r>
-        <w:rPr>
-          <w:u w:val="single" w:color="0000ff"/>
-          <w:rFonts w:ascii="Charis SIL Regular" w:hAnsi="Charis SIL Regular" w:eastAsia="Charis SIL Regular"/>
-          <w:b w:val="0"/>
-          <w:i w:val="0"/>
-          <w:color w:val="000000"/>
-          <w:sz w:val="24"/>
-        </w:rPr>
-        <w:t xml:space="preserve"> </w:t>
-      </w:r>
-      <w:r>
-        <w:rPr>
-          <w:u w:val="single" w:color="0000ff"/>
-          <w:rFonts w:ascii="Charis SIL Regular" w:hAnsi="Charis SIL Regular" w:eastAsia="Charis SIL Regular"/>
-          <w:b w:val="0"/>
-          <w:i w:val="0"/>
-          <w:color w:val="000000"/>
-          <w:sz w:val="24"/>
-        </w:rPr>
-        <w:hyperlink r:id="rId10" w:history="1">
-          <w:r>
-            <w:rPr>
-              <w:rStyle w:val="Hyperlink"/>
-            </w:rPr>
-            <w:t>op de Dat</w:t>
-          </w:r>
-        </w:hyperlink>
-      </w:r>
-      <w:r>
-        <w:rPr>
-          <w:u w:val="single" w:color="0000ff"/>
-          <w:rFonts w:ascii="Charis SIL Regular" w:hAnsi="Charis SIL Regular" w:eastAsia="Charis SIL Regular"/>
-          <w:b w:val="0"/>
-          <w:i w:val="0"/>
-          <w:color w:val="000000"/>
-          <w:sz w:val="24"/>
-        </w:rPr>
-        <w:t xml:space="preserve">ahub) </w:t>
+        <w:t xml:space="preserve"> (nog niet op de Datahub) </w:t>
       </w:r>
       <w:r>
         <w:rPr>
@@ -676,7 +628,7 @@
           <w:sz w:val="24"/>
           <w:u w:val="single"/>
         </w:rPr>
-        <w:hyperlink r:id="rId11" w:history="1">
+        <w:hyperlink r:id="rId12" w:history="1">
           <w:r>
             <w:rPr>
               <w:rStyle w:val="Hyperlink"/>

--- a/EXPORTS/DOCX/review/niveau2/Dutch/India.docx
+++ b/EXPORTS/DOCX/review/niveau2/Dutch/India.docx
@@ -290,14 +290,13 @@
       </w:r>
       <w:r>
         <w:rPr>
-          <w:u w:val="single" w:color="0000ff"/>
           <w:rFonts w:ascii="Charis SIL Regular" w:hAnsi="Charis SIL Regular" w:eastAsia="Charis SIL Regular"/>
           <w:b w:val="0"/>
           <w:i w:val="0"/>
           <w:color w:val="000000"/>
           <w:sz w:val="24"/>
         </w:rPr>
-        <w:t>.</w:t>
+        <w:t xml:space="preserve">acobus Reinier Vos uit Bengalen was ook corresponderend </w:t>
       </w:r>
       <w:r>
         <w:rPr>
@@ -307,37 +306,7 @@
           <w:color w:val="000000"/>
           <w:sz w:val="24"/>
         </w:rPr>
-        <w:t xml:space="preserve">R. Vos uit Bengalen was ook corresponderend lid en </w:t>
-      </w:r>
-      <w:r>
-        <w:rPr>
-          <w:rFonts w:ascii="Charis SIL Regular" w:hAnsi="Charis SIL Regular" w:eastAsia="Charis SIL Regular"/>
-          <w:b w:val="0"/>
-          <w:i w:val="0"/>
-          <w:color w:val="000000"/>
-          <w:sz w:val="24"/>
-        </w:rPr>
-        <w:t xml:space="preserve">schonk boeken. De grafborden van de voormalige Nederlandse kerk van Chinsurah zijn in </w:t>
-      </w:r>
-      <w:r>
-        <w:rPr>
-          <w:rFonts w:ascii="Charis SIL Regular" w:hAnsi="Charis SIL Regular" w:eastAsia="Charis SIL Regular"/>
-          <w:b w:val="0"/>
-          <w:i w:val="0"/>
-          <w:color w:val="000000"/>
-          <w:sz w:val="24"/>
-        </w:rPr>
-        <w:t xml:space="preserve">1949 door de bisschop van Kolkata geschonken aan het Rijksmuseum Amsterdam: NG-106 </w:t>
-      </w:r>
-      <w:r>
-        <w:rPr>
-          <w:rFonts w:ascii="Charis SIL Regular" w:hAnsi="Charis SIL Regular" w:eastAsia="Charis SIL Regular"/>
-          <w:b w:val="0"/>
-          <w:i w:val="0"/>
-          <w:color w:val="000000"/>
-          <w:sz w:val="24"/>
-        </w:rPr>
-        <w:t xml:space="preserve">tot en met NG-118. Koperen platen uit het Chola-rijk werden in 2026 gerestitueerd </w:t>
+        <w:t xml:space="preserve">lid en schonk boeken. </w:t>
       </w:r>
       <w:r>
         <w:rPr>
@@ -349,6 +318,445 @@
           <w:u w:val="single"/>
         </w:rPr>
         <w:hyperlink r:id="rId10" w:history="1">
+          <w:r>
+            <w:rPr>
+              <w:rStyle w:val="Hyperlink"/>
+            </w:rPr>
+            <w:t>Vos</w:t>
+          </w:r>
+        </w:hyperlink>
+      </w:r>
+      <w:r>
+        <w:rPr>
+          <w:rFonts w:ascii="Charis SIL Regular" w:hAnsi="Charis SIL Regular" w:eastAsia="Charis SIL Regular"/>
+          <w:b w:val="0"/>
+          <w:i w:val="0"/>
+          <w:color w:val="0000FF"/>
+          <w:sz w:val="24"/>
+          <w:u w:val="single"/>
+        </w:rPr>
+        <w:hyperlink r:id="rId11" w:history="1">
+          <w:r>
+            <w:rPr>
+              <w:rStyle w:val="Hyperlink"/>
+            </w:rPr>
+            <w:t>schonk</w:t>
+          </w:r>
+        </w:hyperlink>
+      </w:r>
+      <w:r>
+        <w:rPr>
+          <w:rFonts w:ascii="Charis SIL Regular" w:hAnsi="Charis SIL Regular" w:eastAsia="Charis SIL Regular"/>
+          <w:b w:val="0"/>
+          <w:i w:val="0"/>
+          <w:color w:val="000000"/>
+          <w:sz w:val="24"/>
+        </w:rPr>
+        <w:t xml:space="preserve"> ook aan het KZGW. </w:t>
+      </w:r>
+      <w:r>
+        <w:rPr>
+          <w:rFonts w:ascii="Charis SIL Regular" w:hAnsi="Charis SIL Regular" w:eastAsia="Charis SIL Regular"/>
+          <w:b w:val="0"/>
+          <w:i w:val="0"/>
+          <w:color w:val="0000FF"/>
+          <w:sz w:val="24"/>
+          <w:u w:val="single"/>
+        </w:rPr>
+        <w:hyperlink r:id="rId12" w:history="1">
+          <w:r>
+            <w:rPr>
+              <w:rStyle w:val="Hyperlink"/>
+            </w:rPr>
+            <w:t>Artikel</w:t>
+          </w:r>
+        </w:hyperlink>
+      </w:r>
+      <w:r>
+        <w:rPr>
+          <w:rFonts w:ascii="Charis SIL Regular" w:hAnsi="Charis SIL Regular" w:eastAsia="Charis SIL Regular"/>
+          <w:b w:val="0"/>
+          <w:i w:val="0"/>
+          <w:color w:val="0000FF"/>
+          <w:sz w:val="24"/>
+          <w:u w:val="single"/>
+        </w:rPr>
+        <w:t xml:space="preserve"> </w:t>
+      </w:r>
+      <w:r>
+        <w:rPr>
+          <w:rFonts w:ascii="Charis SIL Regular" w:hAnsi="Charis SIL Regular" w:eastAsia="Charis SIL Regular"/>
+          <w:b w:val="0"/>
+          <w:i w:val="0"/>
+          <w:color w:val="0000FF"/>
+          <w:sz w:val="24"/>
+          <w:u w:val="single"/>
+        </w:rPr>
+        <w:hyperlink r:id="rId12" w:history="1">
+          <w:r>
+            <w:rPr>
+              <w:rStyle w:val="Hyperlink"/>
+            </w:rPr>
+            <w:t>over</w:t>
+          </w:r>
+        </w:hyperlink>
+      </w:r>
+      <w:r>
+        <w:rPr>
+          <w:rFonts w:ascii="Charis SIL Regular" w:hAnsi="Charis SIL Regular" w:eastAsia="Charis SIL Regular"/>
+          <w:b w:val="0"/>
+          <w:i w:val="0"/>
+          <w:color w:val="0000FF"/>
+          <w:sz w:val="24"/>
+          <w:u w:val="single"/>
+        </w:rPr>
+        <w:t xml:space="preserve"> </w:t>
+      </w:r>
+      <w:r>
+        <w:rPr>
+          <w:rFonts w:ascii="Charis SIL Regular" w:hAnsi="Charis SIL Regular" w:eastAsia="Charis SIL Regular"/>
+          <w:b w:val="0"/>
+          <w:i w:val="0"/>
+          <w:color w:val="0000FF"/>
+          <w:sz w:val="24"/>
+          <w:u w:val="single"/>
+        </w:rPr>
+        <w:hyperlink r:id="rId12" w:history="1">
+          <w:r>
+            <w:rPr>
+              <w:rStyle w:val="Hyperlink"/>
+            </w:rPr>
+            <w:t>Vos</w:t>
+          </w:r>
+        </w:hyperlink>
+      </w:r>
+      <w:r>
+        <w:rPr>
+          <w:rFonts w:ascii="Charis SIL Regular" w:hAnsi="Charis SIL Regular" w:eastAsia="Charis SIL Regular"/>
+          <w:b w:val="0"/>
+          <w:i w:val="0"/>
+          <w:color w:val="0000FF"/>
+          <w:sz w:val="24"/>
+          <w:u w:val="single"/>
+        </w:rPr>
+        <w:t xml:space="preserve"> </w:t>
+      </w:r>
+      <w:r>
+        <w:rPr>
+          <w:rFonts w:ascii="Charis SIL Regular" w:hAnsi="Charis SIL Regular" w:eastAsia="Charis SIL Regular"/>
+          <w:b w:val="0"/>
+          <w:i w:val="0"/>
+          <w:color w:val="0000FF"/>
+          <w:sz w:val="24"/>
+          <w:u w:val="single"/>
+        </w:rPr>
+        <w:hyperlink r:id="rId12" w:history="1">
+          <w:r>
+            <w:rPr>
+              <w:rStyle w:val="Hyperlink"/>
+            </w:rPr>
+            <w:t>in</w:t>
+          </w:r>
+        </w:hyperlink>
+      </w:r>
+      <w:r>
+        <w:rPr>
+          <w:rFonts w:ascii="Charis SIL Regular" w:hAnsi="Charis SIL Regular" w:eastAsia="Charis SIL Regular"/>
+          <w:b w:val="0"/>
+          <w:i w:val="0"/>
+          <w:color w:val="0000FF"/>
+          <w:sz w:val="24"/>
+          <w:u w:val="single"/>
+        </w:rPr>
+        <w:t xml:space="preserve"> </w:t>
+      </w:r>
+      <w:r>
+        <w:rPr>
+          <w:rFonts w:ascii="Charis SIL Regular" w:hAnsi="Charis SIL Regular" w:eastAsia="Charis SIL Regular"/>
+          <w:b w:val="0"/>
+          <w:i w:val="0"/>
+          <w:color w:val="0000FF"/>
+          <w:sz w:val="24"/>
+          <w:u w:val="single"/>
+        </w:rPr>
+        <w:hyperlink r:id="rId12" w:history="1">
+          <w:r>
+            <w:rPr>
+              <w:rStyle w:val="Hyperlink"/>
+            </w:rPr>
+            <w:t>tijdschrift</w:t>
+          </w:r>
+        </w:hyperlink>
+      </w:r>
+      <w:r>
+        <w:rPr>
+          <w:rFonts w:ascii="Charis SIL Regular" w:hAnsi="Charis SIL Regular" w:eastAsia="Charis SIL Regular"/>
+          <w:b w:val="0"/>
+          <w:i w:val="0"/>
+          <w:color w:val="0000FF"/>
+          <w:sz w:val="24"/>
+          <w:u w:val="single"/>
+        </w:rPr>
+        <w:t xml:space="preserve"> </w:t>
+      </w:r>
+      <w:r>
+        <w:rPr>
+          <w:rFonts w:ascii="Charis SIL Regular" w:hAnsi="Charis SIL Regular" w:eastAsia="Charis SIL Regular"/>
+          <w:b w:val="0"/>
+          <w:i w:val="0"/>
+          <w:color w:val="0000FF"/>
+          <w:sz w:val="24"/>
+          <w:u w:val="single"/>
+        </w:rPr>
+        <w:hyperlink r:id="rId12" w:history="1">
+          <w:r>
+            <w:rPr>
+              <w:rStyle w:val="Hyperlink"/>
+            </w:rPr>
+            <w:t xml:space="preserve">Zeeland </w:t>
+          </w:r>
+        </w:hyperlink>
+      </w:r>
+      <w:r>
+        <w:rPr>
+          <w:rFonts w:ascii="Charis SIL Regular" w:hAnsi="Charis SIL Regular" w:eastAsia="Charis SIL Regular"/>
+          <w:b w:val="0"/>
+          <w:i w:val="0"/>
+          <w:color w:val="000000"/>
+          <w:sz w:val="24"/>
+        </w:rPr>
+        <w:t xml:space="preserve">De grafborden van de </w:t>
+      </w:r>
+      <w:r>
+        <w:rPr>
+          <w:u w:val="single" w:color="0000ff"/>
+          <w:rFonts w:ascii="Charis SIL Regular" w:hAnsi="Charis SIL Regular" w:eastAsia="Charis SIL Regular"/>
+          <w:b w:val="0"/>
+          <w:i w:val="0"/>
+          <w:color w:val="000000"/>
+          <w:sz w:val="24"/>
+        </w:rPr>
+        <w:hyperlink r:id="rId10" w:history="1">
+          <w:r>
+            <w:rPr>
+              <w:rStyle w:val="Hyperlink"/>
+            </w:rPr>
+            <w:t>voo</w:t>
+          </w:r>
+        </w:hyperlink>
+      </w:r>
+      <w:r>
+        <w:rPr>
+          <w:rFonts w:ascii="Charis SIL Regular" w:hAnsi="Charis SIL Regular" w:eastAsia="Charis SIL Regular"/>
+          <w:b w:val="0"/>
+          <w:i w:val="0"/>
+          <w:color w:val="000000"/>
+          <w:sz w:val="24"/>
+        </w:rPr>
+        <w:t>r</w:t>
+      </w:r>
+      <w:r>
+        <w:rPr>
+          <w:u w:val="single" w:color="0000ff"/>
+          <w:rFonts w:ascii="Charis SIL Regular" w:hAnsi="Charis SIL Regular" w:eastAsia="Charis SIL Regular"/>
+          <w:b w:val="0"/>
+          <w:i w:val="0"/>
+          <w:color w:val="000000"/>
+          <w:sz w:val="24"/>
+        </w:rPr>
+        <w:hyperlink r:id="rId11" w:history="1">
+          <w:r>
+            <w:rPr>
+              <w:rStyle w:val="Hyperlink"/>
+            </w:rPr>
+            <w:t>malige</w:t>
+          </w:r>
+        </w:hyperlink>
+      </w:r>
+      <w:r>
+        <w:rPr>
+          <w:rFonts w:ascii="Charis SIL Regular" w:hAnsi="Charis SIL Regular" w:eastAsia="Charis SIL Regular"/>
+          <w:b w:val="0"/>
+          <w:i w:val="0"/>
+          <w:color w:val="000000"/>
+          <w:sz w:val="24"/>
+        </w:rPr>
+        <w:t xml:space="preserve"> Nederlandse kerk va</w:t>
+      </w:r>
+      <w:r>
+        <w:rPr>
+          <w:u w:val="single" w:color="0000ff"/>
+          <w:rFonts w:ascii="Charis SIL Regular" w:hAnsi="Charis SIL Regular" w:eastAsia="Charis SIL Regular"/>
+          <w:b w:val="0"/>
+          <w:i w:val="0"/>
+          <w:color w:val="000000"/>
+          <w:sz w:val="24"/>
+        </w:rPr>
+        <w:hyperlink r:id="rId12" w:history="1">
+          <w:r>
+            <w:rPr>
+              <w:rStyle w:val="Hyperlink"/>
+            </w:rPr>
+            <w:t>n Chin</w:t>
+          </w:r>
+        </w:hyperlink>
+      </w:r>
+      <w:r>
+        <w:rPr>
+          <w:u w:val="single" w:color="0000ff"/>
+          <w:rFonts w:ascii="Charis SIL Regular" w:hAnsi="Charis SIL Regular" w:eastAsia="Charis SIL Regular"/>
+          <w:b w:val="0"/>
+          <w:i w:val="0"/>
+          <w:color w:val="000000"/>
+          <w:sz w:val="24"/>
+        </w:rPr>
+        <w:hyperlink r:id="rId12" w:history="1">
+          <w:r>
+            <w:rPr>
+              <w:rStyle w:val="Hyperlink"/>
+            </w:rPr>
+            <w:t>s</w:t>
+          </w:r>
+        </w:hyperlink>
+      </w:r>
+      <w:r>
+        <w:rPr>
+          <w:u w:val="single" w:color="0000ff"/>
+          <w:rFonts w:ascii="Charis SIL Regular" w:hAnsi="Charis SIL Regular" w:eastAsia="Charis SIL Regular"/>
+          <w:b w:val="0"/>
+          <w:i w:val="0"/>
+          <w:color w:val="000000"/>
+          <w:sz w:val="24"/>
+        </w:rPr>
+        <w:hyperlink r:id="rId12" w:history="1">
+          <w:r>
+            <w:rPr>
+              <w:rStyle w:val="Hyperlink"/>
+            </w:rPr>
+            <w:t>urah</w:t>
+          </w:r>
+        </w:hyperlink>
+      </w:r>
+      <w:r>
+        <w:rPr>
+          <w:u w:val="single" w:color="0000ff"/>
+          <w:rFonts w:ascii="Charis SIL Regular" w:hAnsi="Charis SIL Regular" w:eastAsia="Charis SIL Regular"/>
+          <w:b w:val="0"/>
+          <w:i w:val="0"/>
+          <w:color w:val="000000"/>
+          <w:sz w:val="24"/>
+        </w:rPr>
+        <w:hyperlink r:id="rId12" w:history="1">
+          <w:r>
+            <w:rPr>
+              <w:rStyle w:val="Hyperlink"/>
+            </w:rPr>
+            <w:t xml:space="preserve"> zijn</w:t>
+          </w:r>
+        </w:hyperlink>
+      </w:r>
+      <w:r>
+        <w:rPr>
+          <w:u w:val="single" w:color="0000ff"/>
+          <w:rFonts w:ascii="Charis SIL Regular" w:hAnsi="Charis SIL Regular" w:eastAsia="Charis SIL Regular"/>
+          <w:b w:val="0"/>
+          <w:i w:val="0"/>
+          <w:color w:val="000000"/>
+          <w:sz w:val="24"/>
+        </w:rPr>
+        <w:hyperlink r:id="rId12" w:history="1">
+          <w:r>
+            <w:rPr>
+              <w:rStyle w:val="Hyperlink"/>
+            </w:rPr>
+            <w:t xml:space="preserve"> in</w:t>
+          </w:r>
+        </w:hyperlink>
+      </w:r>
+      <w:r>
+        <w:rPr>
+          <w:u w:val="single" w:color="0000ff"/>
+          <w:rFonts w:ascii="Charis SIL Regular" w:hAnsi="Charis SIL Regular" w:eastAsia="Charis SIL Regular"/>
+          <w:b w:val="0"/>
+          <w:i w:val="0"/>
+          <w:color w:val="000000"/>
+          <w:sz w:val="24"/>
+        </w:rPr>
+        <w:hyperlink r:id="rId12" w:history="1">
+          <w:r>
+            <w:rPr>
+              <w:rStyle w:val="Hyperlink"/>
+            </w:rPr>
+            <w:t xml:space="preserve"> 1949 doo</w:t>
+          </w:r>
+        </w:hyperlink>
+      </w:r>
+      <w:r>
+        <w:rPr>
+          <w:u w:val="single" w:color="0000ff"/>
+          <w:rFonts w:ascii="Charis SIL Regular" w:hAnsi="Charis SIL Regular" w:eastAsia="Charis SIL Regular"/>
+          <w:b w:val="0"/>
+          <w:i w:val="0"/>
+          <w:color w:val="000000"/>
+          <w:sz w:val="24"/>
+        </w:rPr>
+        <w:hyperlink r:id="rId12" w:history="1">
+          <w:r>
+            <w:rPr>
+              <w:rStyle w:val="Hyperlink"/>
+            </w:rPr>
+            <w:t>r</w:t>
+          </w:r>
+        </w:hyperlink>
+      </w:r>
+      <w:r>
+        <w:rPr>
+          <w:u w:val="single" w:color="0000ff"/>
+          <w:rFonts w:ascii="Charis SIL Regular" w:hAnsi="Charis SIL Regular" w:eastAsia="Charis SIL Regular"/>
+          <w:b w:val="0"/>
+          <w:i w:val="0"/>
+          <w:color w:val="000000"/>
+          <w:sz w:val="24"/>
+        </w:rPr>
+        <w:hyperlink r:id="rId12" w:history="1">
+          <w:r>
+            <w:rPr>
+              <w:rStyle w:val="Hyperlink"/>
+            </w:rPr>
+            <w:t xml:space="preserve"> de </w:t>
+          </w:r>
+        </w:hyperlink>
+      </w:r>
+      <w:r>
+        <w:rPr>
+          <w:rFonts w:ascii="Charis SIL Regular" w:hAnsi="Charis SIL Regular" w:eastAsia="Charis SIL Regular"/>
+          <w:b w:val="0"/>
+          <w:i w:val="0"/>
+          <w:color w:val="000000"/>
+          <w:sz w:val="24"/>
+        </w:rPr>
+        <w:t xml:space="preserve">bisschop van Kolkata geschonken aan het Rijksmuseum Amsterdam: NG-106 tot en met </w:t>
+      </w:r>
+      <w:r>
+        <w:rPr>
+          <w:rFonts w:ascii="Charis SIL Regular" w:hAnsi="Charis SIL Regular" w:eastAsia="Charis SIL Regular"/>
+          <w:b w:val="0"/>
+          <w:i w:val="0"/>
+          <w:color w:val="000000"/>
+          <w:sz w:val="24"/>
+        </w:rPr>
+        <w:t xml:space="preserve">NG-118. Koperen platen uit het Chola-rijk werden in 2026 gerestitueerd </w:t>
+      </w:r>
+      <w:r>
+        <w:rPr>
+          <w:rFonts w:ascii="Charis SIL Regular" w:hAnsi="Charis SIL Regular" w:eastAsia="Charis SIL Regular"/>
+          <w:b w:val="0"/>
+          <w:i w:val="0"/>
+          <w:color w:val="0000FF"/>
+          <w:sz w:val="24"/>
+          <w:u w:val="single"/>
+        </w:rPr>
+        <w:hyperlink r:id="rId13" w:history="1">
           <w:r>
             <w:rPr>
               <w:rStyle w:val="Hyperlink"/>
@@ -377,30 +785,12 @@
           <w:sz w:val="24"/>
           <w:u w:val="single"/>
         </w:rPr>
-        <w:hyperlink r:id="rId10" w:history="1">
+        <w:hyperlink r:id="rId13" w:history="1">
           <w:r>
             <w:rPr>
               <w:rStyle w:val="Hyperlink"/>
             </w:rPr>
-            <w:t xml:space="preserve">en </w:t>
-          </w:r>
-        </w:hyperlink>
-      </w:r>
-      <w:r>
-        <w:rPr>
-          <w:rFonts w:ascii="Charis SIL Regular" w:hAnsi="Charis SIL Regular" w:eastAsia="Charis SIL Regular"/>
-          <w:b w:val="0"/>
-          <w:i w:val="0"/>
-          <w:color w:val="0000FF"/>
-          <w:sz w:val="24"/>
-          <w:u w:val="single"/>
-        </w:rPr>
-        <w:hyperlink r:id="rId10" w:history="1">
-          <w:r>
-            <w:rPr>
-              <w:rStyle w:val="Hyperlink"/>
-            </w:rPr>
-            <w:t>bijlagen</w:t>
+            <w:t>en</w:t>
           </w:r>
         </w:hyperlink>
       </w:r>
@@ -424,7 +814,25 @@
           <w:sz w:val="24"/>
           <w:u w:val="single"/>
         </w:rPr>
-        <w:hyperlink r:id="rId10" w:history="1">
+        <w:hyperlink r:id="rId13" w:history="1">
+          <w:r>
+            <w:rPr>
+              <w:rStyle w:val="Hyperlink"/>
+            </w:rPr>
+            <w:t xml:space="preserve">bijlagen </w:t>
+          </w:r>
+        </w:hyperlink>
+      </w:r>
+      <w:r>
+        <w:rPr>
+          <w:rFonts w:ascii="Charis SIL Regular" w:hAnsi="Charis SIL Regular" w:eastAsia="Charis SIL Regular"/>
+          <w:b w:val="0"/>
+          <w:i w:val="0"/>
+          <w:color w:val="0000FF"/>
+          <w:sz w:val="24"/>
+          <w:u w:val="single"/>
+        </w:rPr>
+        <w:hyperlink r:id="rId13" w:history="1">
           <w:r>
             <w:rPr>
               <w:rStyle w:val="Hyperlink"/>
@@ -453,7 +861,7 @@
           <w:sz w:val="24"/>
           <w:u w:val="single"/>
         </w:rPr>
-        <w:hyperlink r:id="rId10" w:history="1">
+        <w:hyperlink r:id="rId13" w:history="1">
           <w:r>
             <w:rPr>
               <w:rStyle w:val="Hyperlink"/>
@@ -482,7 +890,7 @@
           <w:sz w:val="24"/>
           <w:u w:val="single"/>
         </w:rPr>
-        <w:hyperlink r:id="rId10" w:history="1">
+        <w:hyperlink r:id="rId13" w:history="1">
           <w:r>
             <w:rPr>
               <w:rStyle w:val="Hyperlink"/>
@@ -500,7 +908,7 @@
           <w:sz w:val="24"/>
           <w:u w:val="single"/>
         </w:rPr>
-        <w:hyperlink r:id="rId11" w:history="1">
+        <w:hyperlink r:id="rId14" w:history="1">
           <w:r>
             <w:rPr>
               <w:rStyle w:val="Hyperlink"/>
@@ -517,7 +925,7 @@
           <w:color w:val="000000"/>
           <w:sz w:val="24"/>
         </w:rPr>
-        <w:t xml:space="preserve"> van Joan Ketelaars ambassade na</w:t>
+        <w:t xml:space="preserve"> van Joan Ketelaars ambassade </w:t>
       </w:r>
       <w:r>
         <w:rPr>
@@ -528,12 +936,12 @@
           <w:color w:val="000000"/>
           <w:sz w:val="24"/>
         </w:rPr>
-        <w:hyperlink r:id="rId10" w:history="1">
+        <w:hyperlink r:id="rId13" w:history="1">
           <w:r>
             <w:rPr>
               <w:rStyle w:val="Hyperlink"/>
             </w:rPr>
-            <w:t xml:space="preserve">ar de </w:t>
+            <w:t>naar d</w:t>
           </w:r>
         </w:hyperlink>
       </w:r>
@@ -546,12 +954,12 @@
           <w:color w:val="000000"/>
           <w:sz w:val="24"/>
         </w:rPr>
-        <w:hyperlink r:id="rId10" w:history="1">
+        <w:hyperlink r:id="rId13" w:history="1">
           <w:r>
             <w:rPr>
               <w:rStyle w:val="Hyperlink"/>
             </w:rPr>
-            <w:t xml:space="preserve">koning </w:t>
+            <w:t>e</w:t>
           </w:r>
         </w:hyperlink>
       </w:r>
@@ -564,12 +972,12 @@
           <w:color w:val="000000"/>
           <w:sz w:val="24"/>
         </w:rPr>
-        <w:hyperlink r:id="rId10" w:history="1">
+        <w:hyperlink r:id="rId13" w:history="1">
           <w:r>
             <w:rPr>
               <w:rStyle w:val="Hyperlink"/>
             </w:rPr>
-            <w:t>v</w:t>
+            <w:t xml:space="preserve"> k</w:t>
           </w:r>
         </w:hyperlink>
       </w:r>
@@ -582,12 +990,12 @@
           <w:color w:val="000000"/>
           <w:sz w:val="24"/>
         </w:rPr>
-        <w:hyperlink r:id="rId10" w:history="1">
+        <w:hyperlink r:id="rId13" w:history="1">
           <w:r>
             <w:rPr>
               <w:rStyle w:val="Hyperlink"/>
             </w:rPr>
-            <w:t>an Udaipu</w:t>
+            <w:t>o</w:t>
           </w:r>
         </w:hyperlink>
       </w:r>
@@ -600,12 +1008,12 @@
           <w:color w:val="000000"/>
           <w:sz w:val="24"/>
         </w:rPr>
-        <w:hyperlink r:id="rId10" w:history="1">
+        <w:hyperlink r:id="rId13" w:history="1">
           <w:r>
             <w:rPr>
               <w:rStyle w:val="Hyperlink"/>
             </w:rPr>
-            <w:t>r</w:t>
+            <w:t>ning va</w:t>
           </w:r>
         </w:hyperlink>
       </w:r>
@@ -617,23 +1025,105 @@
           <w:color w:val="000000"/>
           <w:sz w:val="24"/>
         </w:rPr>
-        <w:t xml:space="preserve"> (nog niet op de Datahub) </w:t>
+        <w:hyperlink r:id="rId13" w:history="1">
+          <w:r>
+            <w:rPr>
+              <w:rStyle w:val="Hyperlink"/>
+            </w:rPr>
+            <w:t xml:space="preserve">n </w:t>
+          </w:r>
+        </w:hyperlink>
+      </w:r>
+      <w:r>
+        <w:rPr>
+          <w:u w:val="single" w:color="0000ff"/>
+          <w:rFonts w:ascii="Charis SIL Regular" w:hAnsi="Charis SIL Regular" w:eastAsia="Charis SIL Regular"/>
+          <w:b w:val="0"/>
+          <w:i w:val="0"/>
+          <w:color w:val="000000"/>
+          <w:sz w:val="24"/>
+        </w:rPr>
+        <w:hyperlink r:id="rId13" w:history="1">
+          <w:r>
+            <w:rPr>
+              <w:rStyle w:val="Hyperlink"/>
+            </w:rPr>
+            <w:t>Udaipur (n</w:t>
+          </w:r>
+        </w:hyperlink>
+      </w:r>
+      <w:r>
+        <w:rPr>
+          <w:u w:val="single" w:color="0000ff"/>
+          <w:rFonts w:ascii="Charis SIL Regular" w:hAnsi="Charis SIL Regular" w:eastAsia="Charis SIL Regular"/>
+          <w:b w:val="0"/>
+          <w:i w:val="0"/>
+          <w:color w:val="000000"/>
+          <w:sz w:val="24"/>
+        </w:rPr>
+        <w:hyperlink r:id="rId13" w:history="1">
+          <w:r>
+            <w:rPr>
+              <w:rStyle w:val="Hyperlink"/>
+            </w:rPr>
+            <w:t>og niet op</w:t>
+          </w:r>
+        </w:hyperlink>
+      </w:r>
+      <w:r>
+        <w:rPr>
+          <w:u w:val="single" w:color="0000ff"/>
+          <w:rFonts w:ascii="Charis SIL Regular" w:hAnsi="Charis SIL Regular" w:eastAsia="Charis SIL Regular"/>
+          <w:b w:val="0"/>
+          <w:i w:val="0"/>
+          <w:color w:val="000000"/>
+          <w:sz w:val="24"/>
+        </w:rPr>
+        <w:t xml:space="preserve"> </w:t>
+      </w:r>
+      <w:r>
+        <w:rPr>
+          <w:u w:val="single" w:color="0000ff"/>
+          <w:rFonts w:ascii="Charis SIL Regular" w:hAnsi="Charis SIL Regular" w:eastAsia="Charis SIL Regular"/>
+          <w:b w:val="0"/>
+          <w:i w:val="0"/>
+          <w:color w:val="000000"/>
+          <w:sz w:val="24"/>
+        </w:rPr>
+        <w:hyperlink r:id="rId13" w:history="1">
+          <w:r>
+            <w:rPr>
+              <w:rStyle w:val="Hyperlink"/>
+            </w:rPr>
+            <w:t>de Datah</w:t>
+          </w:r>
+        </w:hyperlink>
       </w:r>
       <w:r>
         <w:rPr>
           <w:rFonts w:ascii="Charis SIL Regular" w:hAnsi="Charis SIL Regular" w:eastAsia="Charis SIL Regular"/>
           <w:b w:val="0"/>
           <w:i w:val="0"/>
-          <w:color w:val="0000FF"/>
+          <w:color w:val="000000"/>
           <w:sz w:val="24"/>
-          <w:u w:val="single"/>
         </w:rPr>
-        <w:hyperlink r:id="rId12" w:history="1">
+        <w:t>u</w:t>
+      </w:r>
+      <w:r>
+        <w:rPr>
+          <w:u w:val="single" w:color="0000ff"/>
+          <w:rFonts w:ascii="Charis SIL Regular" w:hAnsi="Charis SIL Regular" w:eastAsia="Charis SIL Regular"/>
+          <w:b w:val="0"/>
+          <w:i w:val="0"/>
+          <w:color w:val="000000"/>
+          <w:sz w:val="24"/>
+        </w:rPr>
+        <w:hyperlink r:id="rId14" w:history="1">
           <w:r>
             <w:rPr>
               <w:rStyle w:val="Hyperlink"/>
             </w:rPr>
-            <w:t>TM</w:t>
+            <w:t xml:space="preserve">b) </w:t>
           </w:r>
         </w:hyperlink>
       </w:r>
@@ -646,12 +1136,12 @@
           <w:sz w:val="24"/>
           <w:u w:val="single"/>
         </w:rPr>
-        <w:hyperlink r:id="rId12" w:history="1">
+        <w:hyperlink r:id="rId14" w:history="1">
           <w:r>
             <w:rPr>
               <w:rStyle w:val="Hyperlink"/>
             </w:rPr>
-            <w:t>-</w:t>
+            <w:t>TM-</w:t>
           </w:r>
         </w:hyperlink>
       </w:r>
@@ -664,12 +1154,30 @@
           <w:sz w:val="24"/>
           <w:u w:val="single"/>
         </w:rPr>
-        <w:hyperlink r:id="rId12" w:history="1">
+        <w:hyperlink r:id="rId14" w:history="1">
           <w:r>
             <w:rPr>
               <w:rStyle w:val="Hyperlink"/>
             </w:rPr>
-            <w:t>A-9584</w:t>
+            <w:t>A-</w:t>
+          </w:r>
+        </w:hyperlink>
+      </w:r>
+      <w:r>
+        <w:rPr>
+          <w:rFonts w:ascii="Charis SIL Regular" w:hAnsi="Charis SIL Regular" w:eastAsia="Charis SIL Regular"/>
+          <w:b w:val="0"/>
+          <w:i w:val="0"/>
+          <w:color w:val="0000FF"/>
+          <w:sz w:val="24"/>
+          <w:u w:val="single"/>
+        </w:rPr>
+        <w:hyperlink r:id="rId15" w:history="1">
+          <w:r>
+            <w:rPr>
+              <w:rStyle w:val="Hyperlink"/>
+            </w:rPr>
+            <w:t>9584</w:t>
           </w:r>
         </w:hyperlink>
       </w:r>
@@ -692,7 +1200,7 @@
           <w:sz w:val="24"/>
           <w:u w:val="single"/>
         </w:rPr>
-        <w:hyperlink r:id="rId13" w:history="1">
+        <w:hyperlink r:id="rId16" w:history="1">
           <w:r>
             <w:rPr>
               <w:rStyle w:val="Hyperlink"/>
@@ -709,7 +1217,7 @@
           <w:color w:val="000000"/>
           <w:sz w:val="24"/>
         </w:rPr>
-        <w:t xml:space="preserve"> uit Bengalen, </w:t>
+        <w:t xml:space="preserve"> uit Bengalen, geschonken door </w:t>
       </w:r>
       <w:r>
         <w:rPr>
@@ -719,7 +1227,7 @@
           <w:color w:val="000000"/>
           <w:sz w:val="24"/>
         </w:rPr>
-        <w:t>geschonken door Nicolaas Hugenholtz</w:t>
+        <w:t>Nicolaas Hugenholtz</w:t>
       </w:r>
     </w:p>
     <w:p>
@@ -747,10 +1255,20 @@
         <w:autoSpaceDN w:val="0"/>
         <w:autoSpaceDE w:val="0"/>
         <w:widowControl/>
-        <w:spacing w:line="354" w:lineRule="exact" w:before="248" w:after="0"/>
-        <w:ind w:left="10" w:right="0" w:firstLine="0"/>
+        <w:spacing w:line="288" w:lineRule="exact" w:before="314" w:after="0"/>
+        <w:ind w:left="610" w:right="144" w:hanging="212"/>
         <w:jc w:val="left"/>
       </w:pPr>
+      <w:r>
+        <w:rPr>
+          <w:rFonts w:ascii="Charis SIL Regular" w:hAnsi="Charis SIL Regular" w:eastAsia="Charis SIL Regular"/>
+          <w:b w:val="0"/>
+          <w:i w:val="0"/>
+          <w:color w:val="000000"/>
+          <w:sz w:val="24"/>
+        </w:rPr>
+        <w:t xml:space="preserve">•  </w:t>
+      </w:r>
       <w:r>
         <w:rPr>
           <w:rFonts w:ascii="Charis SIL Regular" w:hAnsi="Charis SIL Regular" w:eastAsia="Charis SIL Regular"/>
@@ -760,7 +1278,7 @@
           <w:sz w:val="24"/>
           <w:u w:val="single"/>
         </w:rPr>
-        <w:hyperlink r:id="rId14" w:history="1">
+        <w:hyperlink r:id="rId17" w:history="1">
           <w:r>
             <w:rPr>
               <w:rStyle w:val="Hyperlink"/>
@@ -788,7 +1306,7 @@
           <w:sz w:val="24"/>
           <w:u w:val="single"/>
         </w:rPr>
-        <w:hyperlink r:id="rId15" w:history="1">
+        <w:hyperlink r:id="rId18" w:history="1">
           <w:r>
             <w:rPr>
               <w:rStyle w:val="Hyperlink"/>
@@ -817,7 +1335,7 @@
           <w:sz w:val="24"/>
           <w:u w:val="single"/>
         </w:rPr>
-        <w:hyperlink r:id="rId15" w:history="1">
+        <w:hyperlink r:id="rId18" w:history="1">
           <w:r>
             <w:rPr>
               <w:rStyle w:val="Hyperlink"/>
@@ -825,6 +1343,213 @@
             <w:t>Moens</w:t>
           </w:r>
         </w:hyperlink>
+      </w:r>
+      <w:r>
+        <w:rPr>
+          <w:rFonts w:ascii="Charis SIL Regular" w:hAnsi="Charis SIL Regular" w:eastAsia="Charis SIL Regular"/>
+          <w:b w:val="0"/>
+          <w:i w:val="0"/>
+          <w:color w:val="000000"/>
+          <w:sz w:val="24"/>
+        </w:rPr>
+        <w:t xml:space="preserve"> - Potje van versteend hout, </w:t>
+      </w:r>
+      <w:r>
+        <w:rPr>
+          <w:rFonts w:ascii="Charis SIL Regular" w:hAnsi="Charis SIL Regular" w:eastAsia="Charis SIL Regular"/>
+          <w:b w:val="0"/>
+          <w:i w:val="0"/>
+          <w:color w:val="0000FF"/>
+          <w:sz w:val="24"/>
+          <w:u w:val="single"/>
+        </w:rPr>
+        <w:hyperlink r:id="rId19" w:history="1">
+          <w:r>
+            <w:rPr>
+              <w:rStyle w:val="Hyperlink"/>
+            </w:rPr>
+            <w:t>geschonken</w:t>
+          </w:r>
+        </w:hyperlink>
+      </w:r>
+      <w:r>
+        <w:rPr>
+          <w:rFonts w:ascii="Charis SIL Regular" w:hAnsi="Charis SIL Regular" w:eastAsia="Charis SIL Regular"/>
+          <w:b w:val="0"/>
+          <w:i w:val="0"/>
+          <w:color w:val="000000"/>
+          <w:sz w:val="24"/>
+        </w:rPr>
+        <w:t xml:space="preserve"> door Jacob </w:t>
+      </w:r>
+      <w:r>
+        <w:rPr>
+          <w:u w:val="single" w:color="0000ff"/>
+          <w:rFonts w:ascii="Charis SIL Regular" w:hAnsi="Charis SIL Regular" w:eastAsia="Charis SIL Regular"/>
+          <w:b w:val="0"/>
+          <w:i w:val="0"/>
+          <w:color w:val="000000"/>
+          <w:sz w:val="24"/>
+        </w:rPr>
+        <w:hyperlink r:id="rId17" w:history="1">
+          <w:r>
+            <w:rPr>
+              <w:rStyle w:val="Hyperlink"/>
+            </w:rPr>
+            <w:t>Noels van Se</w:t>
+          </w:r>
+        </w:hyperlink>
+      </w:r>
+      <w:r>
+        <w:rPr>
+          <w:rFonts w:ascii="Charis SIL Regular" w:hAnsi="Charis SIL Regular" w:eastAsia="Charis SIL Regular"/>
+          <w:b w:val="0"/>
+          <w:i w:val="0"/>
+          <w:color w:val="000000"/>
+          <w:sz w:val="24"/>
+        </w:rPr>
+        <w:t>roos</w:t>
+      </w:r>
+      <w:r>
+        <w:rPr>
+          <w:u w:val="single" w:color="0000ff"/>
+          <w:rFonts w:ascii="Charis SIL Regular" w:hAnsi="Charis SIL Regular" w:eastAsia="Charis SIL Regular"/>
+          <w:b w:val="0"/>
+          <w:i w:val="0"/>
+          <w:color w:val="000000"/>
+          <w:sz w:val="24"/>
+        </w:rPr>
+        <w:t>k</w:t>
+      </w:r>
+      <w:r>
+        <w:rPr>
+          <w:u w:val="single" w:color="0000ff"/>
+          <w:rFonts w:ascii="Charis SIL Regular" w:hAnsi="Charis SIL Regular" w:eastAsia="Charis SIL Regular"/>
+          <w:b w:val="0"/>
+          <w:i w:val="0"/>
+          <w:color w:val="000000"/>
+          <w:sz w:val="24"/>
+        </w:rPr>
+        <w:hyperlink r:id="rId18" w:history="1">
+          <w:r>
+            <w:rPr>
+              <w:rStyle w:val="Hyperlink"/>
+            </w:rPr>
+            <w:t>erke, af</w:t>
+          </w:r>
+        </w:hyperlink>
+      </w:r>
+      <w:r>
+        <w:rPr>
+          <w:u w:val="single" w:color="0000ff"/>
+          <w:rFonts w:ascii="Charis SIL Regular" w:hAnsi="Charis SIL Regular" w:eastAsia="Charis SIL Regular"/>
+          <w:b w:val="0"/>
+          <w:i w:val="0"/>
+          <w:color w:val="000000"/>
+          <w:sz w:val="24"/>
+        </w:rPr>
+        <w:hyperlink r:id="rId18" w:history="1">
+          <w:r>
+            <w:rPr>
+              <w:rStyle w:val="Hyperlink"/>
+            </w:rPr>
+            <w:t>komsti</w:t>
+          </w:r>
+        </w:hyperlink>
+      </w:r>
+      <w:r>
+        <w:rPr>
+          <w:rFonts w:ascii="Charis SIL Regular" w:hAnsi="Charis SIL Regular" w:eastAsia="Charis SIL Regular"/>
+          <w:b w:val="0"/>
+          <w:i w:val="0"/>
+          <w:color w:val="000000"/>
+          <w:sz w:val="24"/>
+        </w:rPr>
+        <w:t xml:space="preserve">g uit Sri Lanka of India - </w:t>
+      </w:r>
+      <w:r>
+        <w:rPr>
+          <w:rFonts w:ascii="Charis SIL Regular" w:hAnsi="Charis SIL Regular" w:eastAsia="Charis SIL Regular"/>
+          <w:b w:val="0"/>
+          <w:i w:val="0"/>
+          <w:color w:val="0000FF"/>
+          <w:sz w:val="24"/>
+        </w:rPr>
+        <w:hyperlink r:id="rId20" w:history="1">
+          <w:r>
+            <w:rPr>
+              <w:rStyle w:val="Hyperlink"/>
+            </w:rPr>
+            <w:t>Sch</w:t>
+          </w:r>
+        </w:hyperlink>
+      </w:r>
+      <w:r>
+        <w:rPr>
+          <w:rFonts w:ascii="Charis SIL Regular" w:hAnsi="Charis SIL Regular" w:eastAsia="Charis SIL Regular"/>
+          <w:b w:val="0"/>
+          <w:i w:val="0"/>
+          <w:color w:val="0000FF"/>
+          <w:sz w:val="24"/>
+          <w:u w:val="single"/>
+        </w:rPr>
+        <w:hyperlink r:id="rId19" w:history="1">
+          <w:r>
+            <w:rPr>
+              <w:rStyle w:val="Hyperlink"/>
+            </w:rPr>
+            <w:t>enkingen</w:t>
+          </w:r>
+        </w:hyperlink>
+      </w:r>
+      <w:r>
+        <w:rPr>
+          <w:u w:val="single" w:color="0000ff"/>
+          <w:rFonts w:ascii="Charis SIL Regular" w:hAnsi="Charis SIL Regular" w:eastAsia="Charis SIL Regular"/>
+          <w:b w:val="0"/>
+          <w:i w:val="0"/>
+          <w:color w:val="000000"/>
+          <w:sz w:val="24"/>
+        </w:rPr>
+        <w:hyperlink r:id="rId19" w:history="1">
+          <w:r>
+            <w:rPr>
+              <w:rStyle w:val="Hyperlink"/>
+            </w:rPr>
+            <w:t xml:space="preserve"> v</w:t>
+          </w:r>
+        </w:hyperlink>
+      </w:r>
+      <w:r>
+        <w:rPr>
+          <w:u w:val="single" w:color="0000ff"/>
+          <w:rFonts w:ascii="Charis SIL Regular" w:hAnsi="Charis SIL Regular" w:eastAsia="Charis SIL Regular"/>
+          <w:b w:val="0"/>
+          <w:i w:val="0"/>
+          <w:color w:val="000000"/>
+          <w:sz w:val="24"/>
+        </w:rPr>
+        <w:t>a</w:t>
+      </w:r>
+      <w:r>
+        <w:rPr>
+          <w:rFonts w:ascii="Charis SIL Regular" w:hAnsi="Charis SIL Regular" w:eastAsia="Charis SIL Regular"/>
+          <w:b w:val="0"/>
+          <w:i w:val="0"/>
+          <w:color w:val="000000"/>
+          <w:sz w:val="24"/>
+        </w:rPr>
+        <w:t>n Adrianus 's-</w:t>
+      </w:r>
+      <w:r>
+        <w:rPr>
+          <w:rFonts w:ascii="Charis SIL Regular" w:hAnsi="Charis SIL Regular" w:eastAsia="Charis SIL Regular"/>
+          <w:b w:val="0"/>
+          <w:i w:val="0"/>
+          <w:color w:val="000000"/>
+          <w:sz w:val="24"/>
+        </w:rPr>
+        <w:t>Gravezande</w:t>
       </w:r>
     </w:p>
     <w:p>
@@ -1227,8 +1952,8 @@
         <w:autoSpaceDN w:val="0"/>
         <w:autoSpaceDE w:val="0"/>
         <w:widowControl/>
-        <w:spacing w:line="288" w:lineRule="exact" w:before="240" w:after="0"/>
-        <w:ind w:left="10" w:right="1008" w:firstLine="0"/>
+        <w:spacing w:line="352" w:lineRule="exact" w:before="176" w:after="0"/>
+        <w:ind w:left="10" w:right="0" w:firstLine="0"/>
         <w:jc w:val="left"/>
       </w:pPr>
       <w:r>
@@ -1239,8 +1964,37 @@
           <w:color w:val="000000"/>
           <w:sz w:val="24"/>
         </w:rPr>
-        <w:t xml:space="preserve">last edited by Maarten van der Bent as original_author on 2026-01-12 (applies to section: </w:t>
+        <w:t>last edited by Maarten van der Bent as original_author on 2026-01-12 (applies to section:</w:t>
       </w:r>
+    </w:p>
+    <w:p>
+      <w:pPr>
+        <w:sectPr>
+          <w:pgSz w:w="11900" w:h="16840"/>
+          <w:pgMar w:top="448" w:right="940" w:bottom="416" w:left="950" w:header="720" w:footer="720" w:gutter="0"/>
+          <w:cols/>
+          <w:docGrid w:linePitch="360"/>
+        </w:sectPr>
+      </w:pPr>
+    </w:p>
+    <w:p>
+      <w:pPr>
+        <w:autoSpaceDN w:val="0"/>
+        <w:autoSpaceDE w:val="0"/>
+        <w:widowControl/>
+        <w:spacing w:line="220" w:lineRule="exact" w:before="0" w:after="104"/>
+        <w:ind w:left="0" w:right="0"/>
+      </w:pPr>
+    </w:p>
+    <w:p>
+      <w:pPr>
+        <w:autoSpaceDN w:val="0"/>
+        <w:autoSpaceDE w:val="0"/>
+        <w:widowControl/>
+        <w:spacing w:line="352" w:lineRule="exact" w:before="0" w:after="0"/>
+        <w:ind w:left="0" w:right="0" w:firstLine="0"/>
+        <w:jc w:val="left"/>
+      </w:pPr>
       <w:r>
         <w:rPr>
           <w:rFonts w:ascii="Charis SIL Italic" w:hAnsi="Charis SIL Italic" w:eastAsia="Charis SIL Italic"/>
@@ -1254,7 +2008,7 @@
     </w:p>
     <w:sectPr>
       <w:pgSz w:w="11900" w:h="16840"/>
-      <w:pgMar w:top="448" w:right="940" w:bottom="702" w:left="950" w:header="720" w:footer="720" w:gutter="0"/>
+      <w:pgMar w:top="324" w:right="1440" w:bottom="1440" w:left="960" w:header="720" w:footer="720" w:gutter="0"/>
       <w:cols/>
       <w:docGrid w:linePitch="360"/>
     </w:sectPr>

--- a/EXPORTS/DOCX/review/niveau2/Dutch/India.docx
+++ b/EXPORTS/DOCX/review/niveau2/Dutch/India.docx
@@ -592,68 +592,7 @@
           <w:color w:val="000000"/>
           <w:sz w:val="24"/>
         </w:rPr>
-        <w:hyperlink r:id="rId12" w:history="1">
-          <w:r>
-            <w:rPr>
-              <w:rStyle w:val="Hyperlink"/>
-            </w:rPr>
-            <w:t>n Chin</w:t>
-          </w:r>
-        </w:hyperlink>
-      </w:r>
-      <w:r>
-        <w:rPr>
-          <w:u w:val="single" w:color="0000ff"/>
-          <w:rFonts w:ascii="Charis SIL Regular" w:hAnsi="Charis SIL Regular" w:eastAsia="Charis SIL Regular"/>
-          <w:b w:val="0"/>
-          <w:i w:val="0"/>
-          <w:color w:val="000000"/>
-          <w:sz w:val="24"/>
-        </w:rPr>
-        <w:hyperlink r:id="rId12" w:history="1">
-          <w:r>
-            <w:rPr>
-              <w:rStyle w:val="Hyperlink"/>
-            </w:rPr>
-            <w:t>s</w:t>
-          </w:r>
-        </w:hyperlink>
-      </w:r>
-      <w:r>
-        <w:rPr>
-          <w:u w:val="single" w:color="0000ff"/>
-          <w:rFonts w:ascii="Charis SIL Regular" w:hAnsi="Charis SIL Regular" w:eastAsia="Charis SIL Regular"/>
-          <w:b w:val="0"/>
-          <w:i w:val="0"/>
-          <w:color w:val="000000"/>
-          <w:sz w:val="24"/>
-        </w:rPr>
-        <w:hyperlink r:id="rId12" w:history="1">
-          <w:r>
-            <w:rPr>
-              <w:rStyle w:val="Hyperlink"/>
-            </w:rPr>
-            <w:t>urah</w:t>
-          </w:r>
-        </w:hyperlink>
-      </w:r>
-      <w:r>
-        <w:rPr>
-          <w:u w:val="single" w:color="0000ff"/>
-          <w:rFonts w:ascii="Charis SIL Regular" w:hAnsi="Charis SIL Regular" w:eastAsia="Charis SIL Regular"/>
-          <w:b w:val="0"/>
-          <w:i w:val="0"/>
-          <w:color w:val="000000"/>
-          <w:sz w:val="24"/>
-        </w:rPr>
-        <w:hyperlink r:id="rId12" w:history="1">
-          <w:r>
-            <w:rPr>
-              <w:rStyle w:val="Hyperlink"/>
-            </w:rPr>
-            <w:t xml:space="preserve"> zijn</w:t>
-          </w:r>
-        </w:hyperlink>
+        <w:t>n Chinsurah zijn</w:t>
       </w:r>
       <w:r>
         <w:rPr>
@@ -1474,6 +1413,7 @@
           <w:i w:val="0"/>
           <w:color w:val="0000FF"/>
           <w:sz w:val="24"/>
+          <w:u w:val="single"/>
         </w:rPr>
         <w:hyperlink r:id="rId20" w:history="1">
           <w:r>

--- a/EXPORTS/DOCX/review/niveau2/Dutch/India.docx
+++ b/EXPORTS/DOCX/review/niveau2/Dutch/India.docx
@@ -525,7 +525,7 @@
           <w:color w:val="000000"/>
           <w:sz w:val="24"/>
         </w:rPr>
-        <w:t xml:space="preserve">De grafborden van de </w:t>
+        <w:t>De grafborden van de voormalige Nederlandse kerk van Chinsurah</w:t>
       </w:r>
       <w:r>
         <w:rPr>
@@ -536,63 +536,14 @@
           <w:color w:val="000000"/>
           <w:sz w:val="24"/>
         </w:rPr>
-        <w:hyperlink r:id="rId10" w:history="1">
+        <w:hyperlink r:id="rId12" w:history="1">
           <w:r>
             <w:rPr>
               <w:rStyle w:val="Hyperlink"/>
             </w:rPr>
-            <w:t>voo</w:t>
+            <w:t xml:space="preserve"> zijn</w:t>
           </w:r>
         </w:hyperlink>
-      </w:r>
-      <w:r>
-        <w:rPr>
-          <w:rFonts w:ascii="Charis SIL Regular" w:hAnsi="Charis SIL Regular" w:eastAsia="Charis SIL Regular"/>
-          <w:b w:val="0"/>
-          <w:i w:val="0"/>
-          <w:color w:val="000000"/>
-          <w:sz w:val="24"/>
-        </w:rPr>
-        <w:t>r</w:t>
-      </w:r>
-      <w:r>
-        <w:rPr>
-          <w:u w:val="single" w:color="0000ff"/>
-          <w:rFonts w:ascii="Charis SIL Regular" w:hAnsi="Charis SIL Regular" w:eastAsia="Charis SIL Regular"/>
-          <w:b w:val="0"/>
-          <w:i w:val="0"/>
-          <w:color w:val="000000"/>
-          <w:sz w:val="24"/>
-        </w:rPr>
-        <w:hyperlink r:id="rId11" w:history="1">
-          <w:r>
-            <w:rPr>
-              <w:rStyle w:val="Hyperlink"/>
-            </w:rPr>
-            <w:t>malige</w:t>
-          </w:r>
-        </w:hyperlink>
-      </w:r>
-      <w:r>
-        <w:rPr>
-          <w:rFonts w:ascii="Charis SIL Regular" w:hAnsi="Charis SIL Regular" w:eastAsia="Charis SIL Regular"/>
-          <w:b w:val="0"/>
-          <w:i w:val="0"/>
-          <w:color w:val="000000"/>
-          <w:sz w:val="24"/>
-        </w:rPr>
-        <w:t xml:space="preserve"> Nederlandse kerk va</w:t>
-      </w:r>
-      <w:r>
-        <w:rPr>
-          <w:u w:val="single" w:color="0000ff"/>
-          <w:rFonts w:ascii="Charis SIL Regular" w:hAnsi="Charis SIL Regular" w:eastAsia="Charis SIL Regular"/>
-          <w:b w:val="0"/>
-          <w:i w:val="0"/>
-          <w:color w:val="000000"/>
-          <w:sz w:val="24"/>
-        </w:rPr>
-        <w:t>n Chinsurah zijn</w:t>
       </w:r>
       <w:r>
         <w:rPr>
@@ -982,14 +933,7 @@
           <w:color w:val="000000"/>
           <w:sz w:val="24"/>
         </w:rPr>
-        <w:hyperlink r:id="rId13" w:history="1">
-          <w:r>
-            <w:rPr>
-              <w:rStyle w:val="Hyperlink"/>
-            </w:rPr>
-            <w:t>Udaipur (n</w:t>
-          </w:r>
-        </w:hyperlink>
+        <w:t>Udaipur (n</w:t>
       </w:r>
       <w:r>
         <w:rPr>
@@ -1413,7 +1357,6 @@
           <w:i w:val="0"/>
           <w:color w:val="0000FF"/>
           <w:sz w:val="24"/>
-          <w:u w:val="single"/>
         </w:rPr>
         <w:hyperlink r:id="rId20" w:history="1">
           <w:r>

--- a/EXPORTS/DOCX/review/niveau2/Dutch/India.docx
+++ b/EXPORTS/DOCX/review/niveau2/Dutch/India.docx
@@ -525,7 +525,117 @@
           <w:color w:val="000000"/>
           <w:sz w:val="24"/>
         </w:rPr>
-        <w:t>De grafborden van de voormalige Nederlandse kerk van Chinsurah</w:t>
+        <w:t xml:space="preserve">De grafborden van de </w:t>
+      </w:r>
+      <w:r>
+        <w:rPr>
+          <w:u w:val="single" w:color="0000ff"/>
+          <w:rFonts w:ascii="Charis SIL Regular" w:hAnsi="Charis SIL Regular" w:eastAsia="Charis SIL Regular"/>
+          <w:b w:val="0"/>
+          <w:i w:val="0"/>
+          <w:color w:val="000000"/>
+          <w:sz w:val="24"/>
+        </w:rPr>
+        <w:hyperlink r:id="rId10" w:history="1">
+          <w:r>
+            <w:rPr>
+              <w:rStyle w:val="Hyperlink"/>
+            </w:rPr>
+            <w:t>voo</w:t>
+          </w:r>
+        </w:hyperlink>
+      </w:r>
+      <w:r>
+        <w:rPr>
+          <w:rFonts w:ascii="Charis SIL Regular" w:hAnsi="Charis SIL Regular" w:eastAsia="Charis SIL Regular"/>
+          <w:b w:val="0"/>
+          <w:i w:val="0"/>
+          <w:color w:val="000000"/>
+          <w:sz w:val="24"/>
+        </w:rPr>
+        <w:t>r</w:t>
+      </w:r>
+      <w:r>
+        <w:rPr>
+          <w:u w:val="single" w:color="0000ff"/>
+          <w:rFonts w:ascii="Charis SIL Regular" w:hAnsi="Charis SIL Regular" w:eastAsia="Charis SIL Regular"/>
+          <w:b w:val="0"/>
+          <w:i w:val="0"/>
+          <w:color w:val="000000"/>
+          <w:sz w:val="24"/>
+        </w:rPr>
+        <w:hyperlink r:id="rId11" w:history="1">
+          <w:r>
+            <w:rPr>
+              <w:rStyle w:val="Hyperlink"/>
+            </w:rPr>
+            <w:t>malige</w:t>
+          </w:r>
+        </w:hyperlink>
+      </w:r>
+      <w:r>
+        <w:rPr>
+          <w:rFonts w:ascii="Charis SIL Regular" w:hAnsi="Charis SIL Regular" w:eastAsia="Charis SIL Regular"/>
+          <w:b w:val="0"/>
+          <w:i w:val="0"/>
+          <w:color w:val="000000"/>
+          <w:sz w:val="24"/>
+        </w:rPr>
+        <w:t xml:space="preserve"> Nederlandse kerk va</w:t>
+      </w:r>
+      <w:r>
+        <w:rPr>
+          <w:u w:val="single" w:color="0000ff"/>
+          <w:rFonts w:ascii="Charis SIL Regular" w:hAnsi="Charis SIL Regular" w:eastAsia="Charis SIL Regular"/>
+          <w:b w:val="0"/>
+          <w:i w:val="0"/>
+          <w:color w:val="000000"/>
+          <w:sz w:val="24"/>
+        </w:rPr>
+        <w:hyperlink r:id="rId12" w:history="1">
+          <w:r>
+            <w:rPr>
+              <w:rStyle w:val="Hyperlink"/>
+            </w:rPr>
+            <w:t>n Chin</w:t>
+          </w:r>
+        </w:hyperlink>
+      </w:r>
+      <w:r>
+        <w:rPr>
+          <w:u w:val="single" w:color="0000ff"/>
+          <w:rFonts w:ascii="Charis SIL Regular" w:hAnsi="Charis SIL Regular" w:eastAsia="Charis SIL Regular"/>
+          <w:b w:val="0"/>
+          <w:i w:val="0"/>
+          <w:color w:val="000000"/>
+          <w:sz w:val="24"/>
+        </w:rPr>
+        <w:hyperlink r:id="rId12" w:history="1">
+          <w:r>
+            <w:rPr>
+              <w:rStyle w:val="Hyperlink"/>
+            </w:rPr>
+            <w:t>s</w:t>
+          </w:r>
+        </w:hyperlink>
+      </w:r>
+      <w:r>
+        <w:rPr>
+          <w:u w:val="single" w:color="0000ff"/>
+          <w:rFonts w:ascii="Charis SIL Regular" w:hAnsi="Charis SIL Regular" w:eastAsia="Charis SIL Regular"/>
+          <w:b w:val="0"/>
+          <w:i w:val="0"/>
+          <w:color w:val="000000"/>
+          <w:sz w:val="24"/>
+        </w:rPr>
+        <w:hyperlink r:id="rId12" w:history="1">
+          <w:r>
+            <w:rPr>
+              <w:rStyle w:val="Hyperlink"/>
+            </w:rPr>
+            <w:t>urah</w:t>
+          </w:r>
+        </w:hyperlink>
       </w:r>
       <w:r>
         <w:rPr>
@@ -933,7 +1043,14 @@
           <w:color w:val="000000"/>
           <w:sz w:val="24"/>
         </w:rPr>
-        <w:t>Udaipur (n</w:t>
+        <w:hyperlink r:id="rId13" w:history="1">
+          <w:r>
+            <w:rPr>
+              <w:rStyle w:val="Hyperlink"/>
+            </w:rPr>
+            <w:t>Udaipur (n</w:t>
+          </w:r>
+        </w:hyperlink>
       </w:r>
       <w:r>
         <w:rPr>
@@ -1001,14 +1118,7 @@
           <w:color w:val="000000"/>
           <w:sz w:val="24"/>
         </w:rPr>
-        <w:hyperlink r:id="rId14" w:history="1">
-          <w:r>
-            <w:rPr>
-              <w:rStyle w:val="Hyperlink"/>
-            </w:rPr>
-            <w:t xml:space="preserve">b) </w:t>
-          </w:r>
-        </w:hyperlink>
+        <w:t xml:space="preserve">b) </w:t>
       </w:r>
       <w:r>
         <w:rPr>
@@ -1267,88 +1377,13 @@
       </w:r>
       <w:r>
         <w:rPr>
-          <w:u w:val="single" w:color="0000ff"/>
           <w:rFonts w:ascii="Charis SIL Regular" w:hAnsi="Charis SIL Regular" w:eastAsia="Charis SIL Regular"/>
           <w:b w:val="0"/>
           <w:i w:val="0"/>
           <w:color w:val="000000"/>
           <w:sz w:val="24"/>
         </w:rPr>
-        <w:hyperlink r:id="rId17" w:history="1">
-          <w:r>
-            <w:rPr>
-              <w:rStyle w:val="Hyperlink"/>
-            </w:rPr>
-            <w:t>Noels van Se</w:t>
-          </w:r>
-        </w:hyperlink>
-      </w:r>
-      <w:r>
-        <w:rPr>
-          <w:rFonts w:ascii="Charis SIL Regular" w:hAnsi="Charis SIL Regular" w:eastAsia="Charis SIL Regular"/>
-          <w:b w:val="0"/>
-          <w:i w:val="0"/>
-          <w:color w:val="000000"/>
-          <w:sz w:val="24"/>
-        </w:rPr>
-        <w:t>roos</w:t>
-      </w:r>
-      <w:r>
-        <w:rPr>
-          <w:u w:val="single" w:color="0000ff"/>
-          <w:rFonts w:ascii="Charis SIL Regular" w:hAnsi="Charis SIL Regular" w:eastAsia="Charis SIL Regular"/>
-          <w:b w:val="0"/>
-          <w:i w:val="0"/>
-          <w:color w:val="000000"/>
-          <w:sz w:val="24"/>
-        </w:rPr>
-        <w:t>k</w:t>
-      </w:r>
-      <w:r>
-        <w:rPr>
-          <w:u w:val="single" w:color="0000ff"/>
-          <w:rFonts w:ascii="Charis SIL Regular" w:hAnsi="Charis SIL Regular" w:eastAsia="Charis SIL Regular"/>
-          <w:b w:val="0"/>
-          <w:i w:val="0"/>
-          <w:color w:val="000000"/>
-          <w:sz w:val="24"/>
-        </w:rPr>
-        <w:hyperlink r:id="rId18" w:history="1">
-          <w:r>
-            <w:rPr>
-              <w:rStyle w:val="Hyperlink"/>
-            </w:rPr>
-            <w:t>erke, af</w:t>
-          </w:r>
-        </w:hyperlink>
-      </w:r>
-      <w:r>
-        <w:rPr>
-          <w:u w:val="single" w:color="0000ff"/>
-          <w:rFonts w:ascii="Charis SIL Regular" w:hAnsi="Charis SIL Regular" w:eastAsia="Charis SIL Regular"/>
-          <w:b w:val="0"/>
-          <w:i w:val="0"/>
-          <w:color w:val="000000"/>
-          <w:sz w:val="24"/>
-        </w:rPr>
-        <w:hyperlink r:id="rId18" w:history="1">
-          <w:r>
-            <w:rPr>
-              <w:rStyle w:val="Hyperlink"/>
-            </w:rPr>
-            <w:t>komsti</w:t>
-          </w:r>
-        </w:hyperlink>
-      </w:r>
-      <w:r>
-        <w:rPr>
-          <w:rFonts w:ascii="Charis SIL Regular" w:hAnsi="Charis SIL Regular" w:eastAsia="Charis SIL Regular"/>
-          <w:b w:val="0"/>
-          <w:i w:val="0"/>
-          <w:color w:val="000000"/>
-          <w:sz w:val="24"/>
-        </w:rPr>
-        <w:t xml:space="preserve">g uit Sri Lanka of India - </w:t>
+        <w:t xml:space="preserve">Noels van Serooskerke, afkomstig uit Sri Lanka of India - </w:t>
       </w:r>
       <w:r>
         <w:rPr>
@@ -1357,6 +1392,7 @@
           <w:i w:val="0"/>
           <w:color w:val="0000FF"/>
           <w:sz w:val="24"/>
+          <w:u w:val="single"/>
         </w:rPr>
         <w:hyperlink r:id="rId20" w:history="1">
           <w:r>
@@ -1376,7 +1412,7 @@
           <w:sz w:val="24"/>
           <w:u w:val="single"/>
         </w:rPr>
-        <w:hyperlink r:id="rId19" w:history="1">
+        <w:hyperlink r:id="rId20" w:history="1">
           <w:r>
             <w:rPr>
               <w:rStyle w:val="Hyperlink"/>

--- a/EXPORTS/DOCX/review/niveau2/Dutch/India.docx
+++ b/EXPORTS/DOCX/review/niveau2/Dutch/India.docx
@@ -225,14 +225,7 @@
           <w:color w:val="000000"/>
           <w:sz w:val="24"/>
         </w:rPr>
-        <w:hyperlink r:id="rId9" w:history="1">
-          <w:r>
-            <w:rPr>
-              <w:rStyle w:val="Hyperlink"/>
-            </w:rPr>
-            <w:t>ch Gen</w:t>
-          </w:r>
-        </w:hyperlink>
+        <w:t>ch Gen</w:t>
       </w:r>
       <w:r>
         <w:rPr>
@@ -1383,7 +1376,35 @@
           <w:color w:val="000000"/>
           <w:sz w:val="24"/>
         </w:rPr>
-        <w:t xml:space="preserve">Noels van Serooskerke, afkomstig uit Sri Lanka of India - </w:t>
+        <w:t>Noels van Serooskerke, af</w:t>
+      </w:r>
+      <w:r>
+        <w:rPr>
+          <w:u w:val="single" w:color="0000ff"/>
+          <w:rFonts w:ascii="Charis SIL Regular" w:hAnsi="Charis SIL Regular" w:eastAsia="Charis SIL Regular"/>
+          <w:b w:val="0"/>
+          <w:i w:val="0"/>
+          <w:color w:val="000000"/>
+          <w:sz w:val="24"/>
+        </w:rPr>
+        <w:hyperlink r:id="rId18" w:history="1">
+          <w:r>
+            <w:rPr>
+              <w:rStyle w:val="Hyperlink"/>
+            </w:rPr>
+            <w:t>komsti</w:t>
+          </w:r>
+        </w:hyperlink>
+      </w:r>
+      <w:r>
+        <w:rPr>
+          <w:rFonts w:ascii="Charis SIL Regular" w:hAnsi="Charis SIL Regular" w:eastAsia="Charis SIL Regular"/>
+          <w:b w:val="0"/>
+          <w:i w:val="0"/>
+          <w:color w:val="000000"/>
+          <w:sz w:val="24"/>
+        </w:rPr>
+        <w:t xml:space="preserve">g uit Sri Lanka of India - </w:t>
       </w:r>
       <w:r>
         <w:rPr>
@@ -1412,7 +1433,7 @@
           <w:sz w:val="24"/>
           <w:u w:val="single"/>
         </w:rPr>
-        <w:hyperlink r:id="rId20" w:history="1">
+        <w:hyperlink r:id="rId19" w:history="1">
           <w:r>
             <w:rPr>
               <w:rStyle w:val="Hyperlink"/>

--- a/EXPORTS/DOCX/review/niveau2/Dutch/India.docx
+++ b/EXPORTS/DOCX/review/niveau2/Dutch/India.docx
@@ -225,7 +225,14 @@
           <w:color w:val="000000"/>
           <w:sz w:val="24"/>
         </w:rPr>
-        <w:t>ch Gen</w:t>
+        <w:hyperlink r:id="rId9" w:history="1">
+          <w:r>
+            <w:rPr>
+              <w:rStyle w:val="Hyperlink"/>
+            </w:rPr>
+            <w:t>ch Gen</w:t>
+          </w:r>
+        </w:hyperlink>
       </w:r>
       <w:r>
         <w:rPr>
@@ -614,21 +621,13 @@
       </w:r>
       <w:r>
         <w:rPr>
-          <w:u w:val="single" w:color="0000ff"/>
           <w:rFonts w:ascii="Charis SIL Regular" w:hAnsi="Charis SIL Regular" w:eastAsia="Charis SIL Regular"/>
           <w:b w:val="0"/>
           <w:i w:val="0"/>
           <w:color w:val="000000"/>
           <w:sz w:val="24"/>
         </w:rPr>
-        <w:hyperlink r:id="rId12" w:history="1">
-          <w:r>
-            <w:rPr>
-              <w:rStyle w:val="Hyperlink"/>
-            </w:rPr>
-            <w:t>urah</w:t>
-          </w:r>
-        </w:hyperlink>
+        <w:t>urah</w:t>
       </w:r>
       <w:r>
         <w:rPr>
@@ -1001,14 +1000,7 @@
           <w:color w:val="000000"/>
           <w:sz w:val="24"/>
         </w:rPr>
-        <w:hyperlink r:id="rId13" w:history="1">
-          <w:r>
-            <w:rPr>
-              <w:rStyle w:val="Hyperlink"/>
-            </w:rPr>
-            <w:t>ning va</w:t>
-          </w:r>
-        </w:hyperlink>
+        <w:t>ning va</w:t>
       </w:r>
       <w:r>
         <w:rPr>
@@ -1036,14 +1028,7 @@
           <w:color w:val="000000"/>
           <w:sz w:val="24"/>
         </w:rPr>
-        <w:hyperlink r:id="rId13" w:history="1">
-          <w:r>
-            <w:rPr>
-              <w:rStyle w:val="Hyperlink"/>
-            </w:rPr>
-            <w:t>Udaipur (n</w:t>
-          </w:r>
-        </w:hyperlink>
+        <w:t>Udaipur (n</w:t>
       </w:r>
       <w:r>
         <w:rPr>
@@ -1100,18 +1085,7 @@
           <w:color w:val="000000"/>
           <w:sz w:val="24"/>
         </w:rPr>
-        <w:t>u</w:t>
-      </w:r>
-      <w:r>
-        <w:rPr>
-          <w:u w:val="single" w:color="0000ff"/>
-          <w:rFonts w:ascii="Charis SIL Regular" w:hAnsi="Charis SIL Regular" w:eastAsia="Charis SIL Regular"/>
-          <w:b w:val="0"/>
-          <w:i w:val="0"/>
-          <w:color w:val="000000"/>
-          <w:sz w:val="24"/>
-        </w:rPr>
-        <w:t xml:space="preserve">b) </w:t>
+        <w:t xml:space="preserve">ub) </w:t>
       </w:r>
       <w:r>
         <w:rPr>
@@ -1376,35 +1350,7 @@
           <w:color w:val="000000"/>
           <w:sz w:val="24"/>
         </w:rPr>
-        <w:t>Noels van Serooskerke, af</w:t>
-      </w:r>
-      <w:r>
-        <w:rPr>
-          <w:u w:val="single" w:color="0000ff"/>
-          <w:rFonts w:ascii="Charis SIL Regular" w:hAnsi="Charis SIL Regular" w:eastAsia="Charis SIL Regular"/>
-          <w:b w:val="0"/>
-          <w:i w:val="0"/>
-          <w:color w:val="000000"/>
-          <w:sz w:val="24"/>
-        </w:rPr>
-        <w:hyperlink r:id="rId18" w:history="1">
-          <w:r>
-            <w:rPr>
-              <w:rStyle w:val="Hyperlink"/>
-            </w:rPr>
-            <w:t>komsti</w:t>
-          </w:r>
-        </w:hyperlink>
-      </w:r>
-      <w:r>
-        <w:rPr>
-          <w:rFonts w:ascii="Charis SIL Regular" w:hAnsi="Charis SIL Regular" w:eastAsia="Charis SIL Regular"/>
-          <w:b w:val="0"/>
-          <w:i w:val="0"/>
-          <w:color w:val="000000"/>
-          <w:sz w:val="24"/>
-        </w:rPr>
-        <w:t xml:space="preserve">g uit Sri Lanka of India - </w:t>
+        <w:t xml:space="preserve">Noels van Serooskerke, afkomstig uit Sri Lanka of India - </w:t>
       </w:r>
       <w:r>
         <w:rPr>

--- a/EXPORTS/DOCX/review/niveau2/Dutch/India.docx
+++ b/EXPORTS/DOCX/review/niveau2/Dutch/India.docx
@@ -525,109 +525,7 @@
           <w:color w:val="000000"/>
           <w:sz w:val="24"/>
         </w:rPr>
-        <w:t xml:space="preserve">De grafborden van de </w:t>
-      </w:r>
-      <w:r>
-        <w:rPr>
-          <w:u w:val="single" w:color="0000ff"/>
-          <w:rFonts w:ascii="Charis SIL Regular" w:hAnsi="Charis SIL Regular" w:eastAsia="Charis SIL Regular"/>
-          <w:b w:val="0"/>
-          <w:i w:val="0"/>
-          <w:color w:val="000000"/>
-          <w:sz w:val="24"/>
-        </w:rPr>
-        <w:hyperlink r:id="rId10" w:history="1">
-          <w:r>
-            <w:rPr>
-              <w:rStyle w:val="Hyperlink"/>
-            </w:rPr>
-            <w:t>voo</w:t>
-          </w:r>
-        </w:hyperlink>
-      </w:r>
-      <w:r>
-        <w:rPr>
-          <w:rFonts w:ascii="Charis SIL Regular" w:hAnsi="Charis SIL Regular" w:eastAsia="Charis SIL Regular"/>
-          <w:b w:val="0"/>
-          <w:i w:val="0"/>
-          <w:color w:val="000000"/>
-          <w:sz w:val="24"/>
-        </w:rPr>
-        <w:t>r</w:t>
-      </w:r>
-      <w:r>
-        <w:rPr>
-          <w:u w:val="single" w:color="0000ff"/>
-          <w:rFonts w:ascii="Charis SIL Regular" w:hAnsi="Charis SIL Regular" w:eastAsia="Charis SIL Regular"/>
-          <w:b w:val="0"/>
-          <w:i w:val="0"/>
-          <w:color w:val="000000"/>
-          <w:sz w:val="24"/>
-        </w:rPr>
-        <w:hyperlink r:id="rId11" w:history="1">
-          <w:r>
-            <w:rPr>
-              <w:rStyle w:val="Hyperlink"/>
-            </w:rPr>
-            <w:t>malige</w:t>
-          </w:r>
-        </w:hyperlink>
-      </w:r>
-      <w:r>
-        <w:rPr>
-          <w:rFonts w:ascii="Charis SIL Regular" w:hAnsi="Charis SIL Regular" w:eastAsia="Charis SIL Regular"/>
-          <w:b w:val="0"/>
-          <w:i w:val="0"/>
-          <w:color w:val="000000"/>
-          <w:sz w:val="24"/>
-        </w:rPr>
-        <w:t xml:space="preserve"> Nederlandse kerk va</w:t>
-      </w:r>
-      <w:r>
-        <w:rPr>
-          <w:u w:val="single" w:color="0000ff"/>
-          <w:rFonts w:ascii="Charis SIL Regular" w:hAnsi="Charis SIL Regular" w:eastAsia="Charis SIL Regular"/>
-          <w:b w:val="0"/>
-          <w:i w:val="0"/>
-          <w:color w:val="000000"/>
-          <w:sz w:val="24"/>
-        </w:rPr>
-        <w:hyperlink r:id="rId12" w:history="1">
-          <w:r>
-            <w:rPr>
-              <w:rStyle w:val="Hyperlink"/>
-            </w:rPr>
-            <w:t>n Chin</w:t>
-          </w:r>
-        </w:hyperlink>
-      </w:r>
-      <w:r>
-        <w:rPr>
-          <w:u w:val="single" w:color="0000ff"/>
-          <w:rFonts w:ascii="Charis SIL Regular" w:hAnsi="Charis SIL Regular" w:eastAsia="Charis SIL Regular"/>
-          <w:b w:val="0"/>
-          <w:i w:val="0"/>
-          <w:color w:val="000000"/>
-          <w:sz w:val="24"/>
-        </w:rPr>
-        <w:hyperlink r:id="rId12" w:history="1">
-          <w:r>
-            <w:rPr>
-              <w:rStyle w:val="Hyperlink"/>
-            </w:rPr>
-            <w:t>s</w:t>
-          </w:r>
-        </w:hyperlink>
-      </w:r>
-      <w:r>
-        <w:rPr>
-          <w:rFonts w:ascii="Charis SIL Regular" w:hAnsi="Charis SIL Regular" w:eastAsia="Charis SIL Regular"/>
-          <w:b w:val="0"/>
-          <w:i w:val="0"/>
-          <w:color w:val="000000"/>
-          <w:sz w:val="24"/>
-        </w:rPr>
-        <w:t>urah</w:t>
+        <w:t>De grafborden van de voormalige Nederlandse kerk van Chinsurah</w:t>
       </w:r>
       <w:r>
         <w:rPr>
@@ -1000,7 +898,14 @@
           <w:color w:val="000000"/>
           <w:sz w:val="24"/>
         </w:rPr>
-        <w:t>ning va</w:t>
+        <w:hyperlink r:id="rId13" w:history="1">
+          <w:r>
+            <w:rPr>
+              <w:rStyle w:val="Hyperlink"/>
+            </w:rPr>
+            <w:t>ning va</w:t>
+          </w:r>
+        </w:hyperlink>
       </w:r>
       <w:r>
         <w:rPr>
@@ -1028,7 +933,14 @@
           <w:color w:val="000000"/>
           <w:sz w:val="24"/>
         </w:rPr>
-        <w:t>Udaipur (n</w:t>
+        <w:hyperlink r:id="rId13" w:history="1">
+          <w:r>
+            <w:rPr>
+              <w:rStyle w:val="Hyperlink"/>
+            </w:rPr>
+            <w:t>Udaipur (n</w:t>
+          </w:r>
+        </w:hyperlink>
       </w:r>
       <w:r>
         <w:rPr>
@@ -1085,7 +997,25 @@
           <w:color w:val="000000"/>
           <w:sz w:val="24"/>
         </w:rPr>
-        <w:t xml:space="preserve">ub) </w:t>
+        <w:t>u</w:t>
+      </w:r>
+      <w:r>
+        <w:rPr>
+          <w:u w:val="single" w:color="0000ff"/>
+          <w:rFonts w:ascii="Charis SIL Regular" w:hAnsi="Charis SIL Regular" w:eastAsia="Charis SIL Regular"/>
+          <w:b w:val="0"/>
+          <w:i w:val="0"/>
+          <w:color w:val="000000"/>
+          <w:sz w:val="24"/>
+        </w:rPr>
+        <w:hyperlink r:id="rId14" w:history="1">
+          <w:r>
+            <w:rPr>
+              <w:rStyle w:val="Hyperlink"/>
+            </w:rPr>
+            <w:t xml:space="preserve">b) </w:t>
+          </w:r>
+        </w:hyperlink>
       </w:r>
       <w:r>
         <w:rPr>
@@ -1344,13 +1274,88 @@
       </w:r>
       <w:r>
         <w:rPr>
+          <w:u w:val="single" w:color="0000ff"/>
           <w:rFonts w:ascii="Charis SIL Regular" w:hAnsi="Charis SIL Regular" w:eastAsia="Charis SIL Regular"/>
           <w:b w:val="0"/>
           <w:i w:val="0"/>
           <w:color w:val="000000"/>
           <w:sz w:val="24"/>
         </w:rPr>
-        <w:t xml:space="preserve">Noels van Serooskerke, afkomstig uit Sri Lanka of India - </w:t>
+        <w:hyperlink r:id="rId17" w:history="1">
+          <w:r>
+            <w:rPr>
+              <w:rStyle w:val="Hyperlink"/>
+            </w:rPr>
+            <w:t>Noels van Se</w:t>
+          </w:r>
+        </w:hyperlink>
+      </w:r>
+      <w:r>
+        <w:rPr>
+          <w:rFonts w:ascii="Charis SIL Regular" w:hAnsi="Charis SIL Regular" w:eastAsia="Charis SIL Regular"/>
+          <w:b w:val="0"/>
+          <w:i w:val="0"/>
+          <w:color w:val="000000"/>
+          <w:sz w:val="24"/>
+        </w:rPr>
+        <w:t>roos</w:t>
+      </w:r>
+      <w:r>
+        <w:rPr>
+          <w:u w:val="single" w:color="0000ff"/>
+          <w:rFonts w:ascii="Charis SIL Regular" w:hAnsi="Charis SIL Regular" w:eastAsia="Charis SIL Regular"/>
+          <w:b w:val="0"/>
+          <w:i w:val="0"/>
+          <w:color w:val="000000"/>
+          <w:sz w:val="24"/>
+        </w:rPr>
+        <w:t>k</w:t>
+      </w:r>
+      <w:r>
+        <w:rPr>
+          <w:u w:val="single" w:color="0000ff"/>
+          <w:rFonts w:ascii="Charis SIL Regular" w:hAnsi="Charis SIL Regular" w:eastAsia="Charis SIL Regular"/>
+          <w:b w:val="0"/>
+          <w:i w:val="0"/>
+          <w:color w:val="000000"/>
+          <w:sz w:val="24"/>
+        </w:rPr>
+        <w:hyperlink r:id="rId18" w:history="1">
+          <w:r>
+            <w:rPr>
+              <w:rStyle w:val="Hyperlink"/>
+            </w:rPr>
+            <w:t>erke, af</w:t>
+          </w:r>
+        </w:hyperlink>
+      </w:r>
+      <w:r>
+        <w:rPr>
+          <w:u w:val="single" w:color="0000ff"/>
+          <w:rFonts w:ascii="Charis SIL Regular" w:hAnsi="Charis SIL Regular" w:eastAsia="Charis SIL Regular"/>
+          <w:b w:val="0"/>
+          <w:i w:val="0"/>
+          <w:color w:val="000000"/>
+          <w:sz w:val="24"/>
+        </w:rPr>
+        <w:hyperlink r:id="rId18" w:history="1">
+          <w:r>
+            <w:rPr>
+              <w:rStyle w:val="Hyperlink"/>
+            </w:rPr>
+            <w:t>komsti</w:t>
+          </w:r>
+        </w:hyperlink>
+      </w:r>
+      <w:r>
+        <w:rPr>
+          <w:rFonts w:ascii="Charis SIL Regular" w:hAnsi="Charis SIL Regular" w:eastAsia="Charis SIL Regular"/>
+          <w:b w:val="0"/>
+          <w:i w:val="0"/>
+          <w:color w:val="000000"/>
+          <w:sz w:val="24"/>
+        </w:rPr>
+        <w:t xml:space="preserve">g uit Sri Lanka of India - </w:t>
       </w:r>
       <w:r>
         <w:rPr>
@@ -1359,7 +1364,6 @@
           <w:i w:val="0"/>
           <w:color w:val="0000FF"/>
           <w:sz w:val="24"/>
-          <w:u w:val="single"/>
         </w:rPr>
         <w:hyperlink r:id="rId20" w:history="1">
           <w:r>

--- a/EXPORTS/DOCX/review/niveau2/Dutch/India.docx
+++ b/EXPORTS/DOCX/review/niveau2/Dutch/India.docx
@@ -525,7 +525,110 @@
           <w:color w:val="000000"/>
           <w:sz w:val="24"/>
         </w:rPr>
-        <w:t>De grafborden van de voormalige Nederlandse kerk van Chinsurah</w:t>
+        <w:t xml:space="preserve">De grafborden van de </w:t>
+      </w:r>
+      <w:r>
+        <w:rPr>
+          <w:u w:val="single" w:color="0000ff"/>
+          <w:rFonts w:ascii="Charis SIL Regular" w:hAnsi="Charis SIL Regular" w:eastAsia="Charis SIL Regular"/>
+          <w:b w:val="0"/>
+          <w:i w:val="0"/>
+          <w:color w:val="000000"/>
+          <w:sz w:val="24"/>
+        </w:rPr>
+        <w:hyperlink r:id="rId10" w:history="1">
+          <w:r>
+            <w:rPr>
+              <w:rStyle w:val="Hyperlink"/>
+            </w:rPr>
+            <w:t>voo</w:t>
+          </w:r>
+        </w:hyperlink>
+      </w:r>
+      <w:r>
+        <w:rPr>
+          <w:rFonts w:ascii="Charis SIL Regular" w:hAnsi="Charis SIL Regular" w:eastAsia="Charis SIL Regular"/>
+          <w:b w:val="0"/>
+          <w:i w:val="0"/>
+          <w:color w:val="000000"/>
+          <w:sz w:val="24"/>
+        </w:rPr>
+        <w:t>r</w:t>
+      </w:r>
+      <w:r>
+        <w:rPr>
+          <w:u w:val="single" w:color="0000ff"/>
+          <w:rFonts w:ascii="Charis SIL Regular" w:hAnsi="Charis SIL Regular" w:eastAsia="Charis SIL Regular"/>
+          <w:b w:val="0"/>
+          <w:i w:val="0"/>
+          <w:color w:val="000000"/>
+          <w:sz w:val="24"/>
+        </w:rPr>
+        <w:hyperlink r:id="rId11" w:history="1">
+          <w:r>
+            <w:rPr>
+              <w:rStyle w:val="Hyperlink"/>
+            </w:rPr>
+            <w:t>malige</w:t>
+          </w:r>
+        </w:hyperlink>
+      </w:r>
+      <w:r>
+        <w:rPr>
+          <w:rFonts w:ascii="Charis SIL Regular" w:hAnsi="Charis SIL Regular" w:eastAsia="Charis SIL Regular"/>
+          <w:b w:val="0"/>
+          <w:i w:val="0"/>
+          <w:color w:val="000000"/>
+          <w:sz w:val="24"/>
+        </w:rPr>
+        <w:t xml:space="preserve"> Nederlandse kerk va</w:t>
+      </w:r>
+      <w:r>
+        <w:rPr>
+          <w:u w:val="single" w:color="0000ff"/>
+          <w:rFonts w:ascii="Charis SIL Regular" w:hAnsi="Charis SIL Regular" w:eastAsia="Charis SIL Regular"/>
+          <w:b w:val="0"/>
+          <w:i w:val="0"/>
+          <w:color w:val="000000"/>
+          <w:sz w:val="24"/>
+        </w:rPr>
+        <w:hyperlink r:id="rId12" w:history="1">
+          <w:r>
+            <w:rPr>
+              <w:rStyle w:val="Hyperlink"/>
+            </w:rPr>
+            <w:t>n Chin</w:t>
+          </w:r>
+        </w:hyperlink>
+      </w:r>
+      <w:r>
+        <w:rPr>
+          <w:u w:val="single" w:color="0000ff"/>
+          <w:rFonts w:ascii="Charis SIL Regular" w:hAnsi="Charis SIL Regular" w:eastAsia="Charis SIL Regular"/>
+          <w:b w:val="0"/>
+          <w:i w:val="0"/>
+          <w:color w:val="000000"/>
+          <w:sz w:val="24"/>
+        </w:rPr>
+        <w:hyperlink r:id="rId12" w:history="1">
+          <w:r>
+            <w:rPr>
+              <w:rStyle w:val="Hyperlink"/>
+            </w:rPr>
+            <w:t>s</w:t>
+          </w:r>
+        </w:hyperlink>
+      </w:r>
+      <w:r>
+        <w:rPr>
+          <w:u w:val="single" w:color="0000ff"/>
+          <w:rFonts w:ascii="Charis SIL Regular" w:hAnsi="Charis SIL Regular" w:eastAsia="Charis SIL Regular"/>
+          <w:b w:val="0"/>
+          <w:i w:val="0"/>
+          <w:color w:val="000000"/>
+          <w:sz w:val="24"/>
+        </w:rPr>
+        <w:t>urah</w:t>
       </w:r>
       <w:r>
         <w:rPr>
@@ -1364,6 +1467,7 @@
           <w:i w:val="0"/>
           <w:color w:val="0000FF"/>
           <w:sz w:val="24"/>
+          <w:u w:val="single"/>
         </w:rPr>
         <w:hyperlink r:id="rId20" w:history="1">
           <w:r>
@@ -1383,7 +1487,7 @@
           <w:sz w:val="24"/>
           <w:u w:val="single"/>
         </w:rPr>
-        <w:hyperlink r:id="rId19" w:history="1">
+        <w:hyperlink r:id="rId20" w:history="1">
           <w:r>
             <w:rPr>
               <w:rStyle w:val="Hyperlink"/>
@@ -1467,7 +1571,132 @@
         <w:autoSpaceDN w:val="0"/>
         <w:autoSpaceDE w:val="0"/>
         <w:widowControl/>
-        <w:spacing w:line="422" w:lineRule="exact" w:before="196" w:after="0"/>
+        <w:spacing w:line="352" w:lineRule="exact" w:before="210" w:after="0"/>
+        <w:ind w:left="398" w:right="0" w:firstLine="0"/>
+        <w:jc w:val="left"/>
+      </w:pPr>
+      <w:r>
+        <w:rPr>
+          <w:rFonts w:ascii="Charis SIL Regular" w:hAnsi="Charis SIL Regular" w:eastAsia="Charis SIL Regular"/>
+          <w:b w:val="0"/>
+          <w:i w:val="0"/>
+          <w:color w:val="000000"/>
+          <w:sz w:val="24"/>
+        </w:rPr>
+        <w:t xml:space="preserve">•  Artikel: </w:t>
+      </w:r>
+      <w:r>
+        <w:rPr>
+          <w:rFonts w:ascii="Charis SIL Regular" w:hAnsi="Charis SIL Regular" w:eastAsia="Charis SIL Regular"/>
+          <w:b w:val="0"/>
+          <w:i w:val="0"/>
+          <w:color w:val="0000FF"/>
+          <w:sz w:val="24"/>
+          <w:u w:val="single"/>
+        </w:rPr>
+        <w:hyperlink r:id="rId21" w:history="1">
+          <w:r>
+            <w:rPr>
+              <w:rStyle w:val="Hyperlink"/>
+            </w:rPr>
+            <w:t>De</w:t>
+          </w:r>
+        </w:hyperlink>
+      </w:r>
+      <w:r>
+        <w:rPr>
+          <w:rFonts w:ascii="Charis SIL Regular" w:hAnsi="Charis SIL Regular" w:eastAsia="Charis SIL Regular"/>
+          <w:b w:val="0"/>
+          <w:i w:val="0"/>
+          <w:color w:val="0000FF"/>
+          <w:sz w:val="24"/>
+          <w:u w:val="single"/>
+        </w:rPr>
+        <w:t xml:space="preserve"> </w:t>
+      </w:r>
+      <w:r>
+        <w:rPr>
+          <w:rFonts w:ascii="Charis SIL Regular" w:hAnsi="Charis SIL Regular" w:eastAsia="Charis SIL Regular"/>
+          <w:b w:val="0"/>
+          <w:i w:val="0"/>
+          <w:color w:val="0000FF"/>
+          <w:sz w:val="24"/>
+          <w:u w:val="single"/>
+        </w:rPr>
+        <w:hyperlink r:id="rId21" w:history="1">
+          <w:r>
+            <w:rPr>
+              <w:rStyle w:val="Hyperlink"/>
+            </w:rPr>
+            <w:t>katten</w:t>
+          </w:r>
+        </w:hyperlink>
+      </w:r>
+      <w:r>
+        <w:rPr>
+          <w:rFonts w:ascii="Charis SIL Regular" w:hAnsi="Charis SIL Regular" w:eastAsia="Charis SIL Regular"/>
+          <w:b w:val="0"/>
+          <w:i w:val="0"/>
+          <w:color w:val="0000FF"/>
+          <w:sz w:val="24"/>
+          <w:u w:val="single"/>
+        </w:rPr>
+        <w:t xml:space="preserve"> </w:t>
+      </w:r>
+      <w:r>
+        <w:rPr>
+          <w:rFonts w:ascii="Charis SIL Regular" w:hAnsi="Charis SIL Regular" w:eastAsia="Charis SIL Regular"/>
+          <w:b w:val="0"/>
+          <w:i w:val="0"/>
+          <w:color w:val="0000FF"/>
+          <w:sz w:val="24"/>
+          <w:u w:val="single"/>
+        </w:rPr>
+        <w:hyperlink r:id="rId21" w:history="1">
+          <w:r>
+            <w:rPr>
+              <w:rStyle w:val="Hyperlink"/>
+            </w:rPr>
+            <w:t>van</w:t>
+          </w:r>
+        </w:hyperlink>
+      </w:r>
+      <w:r>
+        <w:rPr>
+          <w:rFonts w:ascii="Charis SIL Regular" w:hAnsi="Charis SIL Regular" w:eastAsia="Charis SIL Regular"/>
+          <w:b w:val="0"/>
+          <w:i w:val="0"/>
+          <w:color w:val="0000FF"/>
+          <w:sz w:val="24"/>
+          <w:u w:val="single"/>
+        </w:rPr>
+        <w:t xml:space="preserve"> </w:t>
+      </w:r>
+      <w:r>
+        <w:rPr>
+          <w:rFonts w:ascii="Charis SIL Regular" w:hAnsi="Charis SIL Regular" w:eastAsia="Charis SIL Regular"/>
+          <w:b w:val="0"/>
+          <w:i w:val="0"/>
+          <w:color w:val="0000FF"/>
+          <w:sz w:val="24"/>
+          <w:u w:val="single"/>
+        </w:rPr>
+        <w:hyperlink r:id="rId21" w:history="1">
+          <w:r>
+            <w:rPr>
+              <w:rStyle w:val="Hyperlink"/>
+            </w:rPr>
+            <w:t>Suratte</w:t>
+          </w:r>
+        </w:hyperlink>
+      </w:r>
+    </w:p>
+    <w:p>
+      <w:pPr>
+        <w:autoSpaceDN w:val="0"/>
+        <w:autoSpaceDE w:val="0"/>
+        <w:widowControl/>
+        <w:spacing w:line="420" w:lineRule="exact" w:before="204" w:after="0"/>
         <w:ind w:left="10" w:right="0" w:firstLine="0"/>
         <w:jc w:val="left"/>
       </w:pPr>
@@ -1487,7 +1716,7 @@
         <w:autoSpaceDN w:val="0"/>
         <w:autoSpaceDE w:val="0"/>
         <w:widowControl/>
-        <w:spacing w:line="540" w:lineRule="exact" w:before="190" w:after="0"/>
+        <w:spacing w:line="538" w:lineRule="exact" w:before="192" w:after="0"/>
         <w:ind w:left="10" w:right="0" w:firstLine="0"/>
         <w:jc w:val="left"/>
       </w:pPr>
@@ -1507,7 +1736,7 @@
         <w:autoSpaceDN w:val="0"/>
         <w:autoSpaceDE w:val="0"/>
         <w:widowControl/>
-        <w:spacing w:line="288" w:lineRule="exact" w:before="292" w:after="0"/>
+        <w:spacing w:line="288" w:lineRule="exact" w:before="294" w:after="0"/>
         <w:ind w:left="398" w:right="3600" w:firstLine="0"/>
         <w:jc w:val="left"/>
       </w:pPr>
@@ -1782,7 +2011,7 @@
         <w:autoSpaceDN w:val="0"/>
         <w:autoSpaceDE w:val="0"/>
         <w:widowControl/>
-        <w:spacing w:line="352" w:lineRule="exact" w:before="176" w:after="0"/>
+        <w:spacing w:line="354" w:lineRule="exact" w:before="174" w:after="0"/>
         <w:ind w:left="10" w:right="0" w:firstLine="0"/>
         <w:jc w:val="left"/>
       </w:pPr>
@@ -1802,7 +2031,7 @@
         <w:autoSpaceDN w:val="0"/>
         <w:autoSpaceDE w:val="0"/>
         <w:widowControl/>
-        <w:spacing w:line="540" w:lineRule="exact" w:before="458" w:after="0"/>
+        <w:spacing w:line="540" w:lineRule="exact" w:before="456" w:after="0"/>
         <w:ind w:left="10" w:right="0" w:firstLine="0"/>
         <w:jc w:val="left"/>
       </w:pPr>
@@ -1839,29 +2068,9 @@
     </w:p>
     <w:p>
       <w:pPr>
-        <w:autoSpaceDN w:val="0"/>
-        <w:autoSpaceDE w:val="0"/>
-        <w:widowControl/>
-        <w:spacing w:line="352" w:lineRule="exact" w:before="176" w:after="0"/>
-        <w:ind w:left="10" w:right="0" w:firstLine="0"/>
-        <w:jc w:val="left"/>
-      </w:pPr>
-      <w:r>
-        <w:rPr>
-          <w:rFonts w:ascii="Charis SIL Italic" w:hAnsi="Charis SIL Italic" w:eastAsia="Charis SIL Italic"/>
-          <w:b w:val="0"/>
-          <w:i/>
-          <w:color w:val="000000"/>
-          <w:sz w:val="24"/>
-        </w:rPr>
-        <w:t>last edited by Maarten van der Bent as original_author on 2026-01-12 (applies to section:</w:t>
-      </w:r>
-    </w:p>
-    <w:p>
-      <w:pPr>
         <w:sectPr>
           <w:pgSz w:w="11900" w:h="16840"/>
-          <w:pgMar w:top="448" w:right="940" w:bottom="416" w:left="950" w:header="720" w:footer="720" w:gutter="0"/>
+          <w:pgMar w:top="448" w:right="940" w:bottom="396" w:left="950" w:header="720" w:footer="720" w:gutter="0"/>
           <w:cols/>
           <w:docGrid w:linePitch="360"/>
         </w:sectPr>
@@ -1881,10 +2090,20 @@
         <w:autoSpaceDN w:val="0"/>
         <w:autoSpaceDE w:val="0"/>
         <w:widowControl/>
-        <w:spacing w:line="352" w:lineRule="exact" w:before="0" w:after="0"/>
-        <w:ind w:left="0" w:right="0" w:firstLine="0"/>
+        <w:spacing w:line="288" w:lineRule="exact" w:before="64" w:after="0"/>
+        <w:ind w:left="0" w:right="432" w:firstLine="0"/>
         <w:jc w:val="left"/>
       </w:pPr>
+      <w:r>
+        <w:rPr>
+          <w:rFonts w:ascii="Charis SIL Italic" w:hAnsi="Charis SIL Italic" w:eastAsia="Charis SIL Italic"/>
+          <w:b w:val="0"/>
+          <w:i/>
+          <w:color w:val="000000"/>
+          <w:sz w:val="24"/>
+        </w:rPr>
+        <w:t xml:space="preserve">last edited by Maarten van der Bent as original_author on 2026-01-12 (applies to section: </w:t>
+      </w:r>
       <w:r>
         <w:rPr>
           <w:rFonts w:ascii="Charis SIL Italic" w:hAnsi="Charis SIL Italic" w:eastAsia="Charis SIL Italic"/>

--- a/EXPORTS/DOCX/review/niveau2/Dutch/India.docx
+++ b/EXPORTS/DOCX/review/niveau2/Dutch/India.docx
@@ -525,110 +525,7 @@
           <w:color w:val="000000"/>
           <w:sz w:val="24"/>
         </w:rPr>
-        <w:t xml:space="preserve">De grafborden van de </w:t>
-      </w:r>
-      <w:r>
-        <w:rPr>
-          <w:u w:val="single" w:color="0000ff"/>
-          <w:rFonts w:ascii="Charis SIL Regular" w:hAnsi="Charis SIL Regular" w:eastAsia="Charis SIL Regular"/>
-          <w:b w:val="0"/>
-          <w:i w:val="0"/>
-          <w:color w:val="000000"/>
-          <w:sz w:val="24"/>
-        </w:rPr>
-        <w:hyperlink r:id="rId10" w:history="1">
-          <w:r>
-            <w:rPr>
-              <w:rStyle w:val="Hyperlink"/>
-            </w:rPr>
-            <w:t>voo</w:t>
-          </w:r>
-        </w:hyperlink>
-      </w:r>
-      <w:r>
-        <w:rPr>
-          <w:rFonts w:ascii="Charis SIL Regular" w:hAnsi="Charis SIL Regular" w:eastAsia="Charis SIL Regular"/>
-          <w:b w:val="0"/>
-          <w:i w:val="0"/>
-          <w:color w:val="000000"/>
-          <w:sz w:val="24"/>
-        </w:rPr>
-        <w:t>r</w:t>
-      </w:r>
-      <w:r>
-        <w:rPr>
-          <w:u w:val="single" w:color="0000ff"/>
-          <w:rFonts w:ascii="Charis SIL Regular" w:hAnsi="Charis SIL Regular" w:eastAsia="Charis SIL Regular"/>
-          <w:b w:val="0"/>
-          <w:i w:val="0"/>
-          <w:color w:val="000000"/>
-          <w:sz w:val="24"/>
-        </w:rPr>
-        <w:hyperlink r:id="rId11" w:history="1">
-          <w:r>
-            <w:rPr>
-              <w:rStyle w:val="Hyperlink"/>
-            </w:rPr>
-            <w:t>malige</w:t>
-          </w:r>
-        </w:hyperlink>
-      </w:r>
-      <w:r>
-        <w:rPr>
-          <w:rFonts w:ascii="Charis SIL Regular" w:hAnsi="Charis SIL Regular" w:eastAsia="Charis SIL Regular"/>
-          <w:b w:val="0"/>
-          <w:i w:val="0"/>
-          <w:color w:val="000000"/>
-          <w:sz w:val="24"/>
-        </w:rPr>
-        <w:t xml:space="preserve"> Nederlandse kerk va</w:t>
-      </w:r>
-      <w:r>
-        <w:rPr>
-          <w:u w:val="single" w:color="0000ff"/>
-          <w:rFonts w:ascii="Charis SIL Regular" w:hAnsi="Charis SIL Regular" w:eastAsia="Charis SIL Regular"/>
-          <w:b w:val="0"/>
-          <w:i w:val="0"/>
-          <w:color w:val="000000"/>
-          <w:sz w:val="24"/>
-        </w:rPr>
-        <w:hyperlink r:id="rId12" w:history="1">
-          <w:r>
-            <w:rPr>
-              <w:rStyle w:val="Hyperlink"/>
-            </w:rPr>
-            <w:t>n Chin</w:t>
-          </w:r>
-        </w:hyperlink>
-      </w:r>
-      <w:r>
-        <w:rPr>
-          <w:u w:val="single" w:color="0000ff"/>
-          <w:rFonts w:ascii="Charis SIL Regular" w:hAnsi="Charis SIL Regular" w:eastAsia="Charis SIL Regular"/>
-          <w:b w:val="0"/>
-          <w:i w:val="0"/>
-          <w:color w:val="000000"/>
-          <w:sz w:val="24"/>
-        </w:rPr>
-        <w:hyperlink r:id="rId12" w:history="1">
-          <w:r>
-            <w:rPr>
-              <w:rStyle w:val="Hyperlink"/>
-            </w:rPr>
-            <w:t>s</w:t>
-          </w:r>
-        </w:hyperlink>
-      </w:r>
-      <w:r>
-        <w:rPr>
-          <w:u w:val="single" w:color="0000ff"/>
-          <w:rFonts w:ascii="Charis SIL Regular" w:hAnsi="Charis SIL Regular" w:eastAsia="Charis SIL Regular"/>
-          <w:b w:val="0"/>
-          <w:i w:val="0"/>
-          <w:color w:val="000000"/>
-          <w:sz w:val="24"/>
-        </w:rPr>
-        <w:t>urah</w:t>
+        <w:t>De grafborden van de voormalige Nederlandse kerk van Chinsurah</w:t>
       </w:r>
       <w:r>
         <w:rPr>
@@ -947,68 +844,7 @@
           <w:color w:val="000000"/>
           <w:sz w:val="24"/>
         </w:rPr>
-        <w:hyperlink r:id="rId13" w:history="1">
-          <w:r>
-            <w:rPr>
-              <w:rStyle w:val="Hyperlink"/>
-            </w:rPr>
-            <w:t>e</w:t>
-          </w:r>
-        </w:hyperlink>
-      </w:r>
-      <w:r>
-        <w:rPr>
-          <w:u w:val="single" w:color="0000ff"/>
-          <w:rFonts w:ascii="Charis SIL Regular" w:hAnsi="Charis SIL Regular" w:eastAsia="Charis SIL Regular"/>
-          <w:b w:val="0"/>
-          <w:i w:val="0"/>
-          <w:color w:val="000000"/>
-          <w:sz w:val="24"/>
-        </w:rPr>
-        <w:hyperlink r:id="rId13" w:history="1">
-          <w:r>
-            <w:rPr>
-              <w:rStyle w:val="Hyperlink"/>
-            </w:rPr>
-            <w:t xml:space="preserve"> k</w:t>
-          </w:r>
-        </w:hyperlink>
-      </w:r>
-      <w:r>
-        <w:rPr>
-          <w:u w:val="single" w:color="0000ff"/>
-          <w:rFonts w:ascii="Charis SIL Regular" w:hAnsi="Charis SIL Regular" w:eastAsia="Charis SIL Regular"/>
-          <w:b w:val="0"/>
-          <w:i w:val="0"/>
-          <w:color w:val="000000"/>
-          <w:sz w:val="24"/>
-        </w:rPr>
-        <w:hyperlink r:id="rId13" w:history="1">
-          <w:r>
-            <w:rPr>
-              <w:rStyle w:val="Hyperlink"/>
-            </w:rPr>
-            <w:t>o</w:t>
-          </w:r>
-        </w:hyperlink>
-      </w:r>
-      <w:r>
-        <w:rPr>
-          <w:u w:val="single" w:color="0000ff"/>
-          <w:rFonts w:ascii="Charis SIL Regular" w:hAnsi="Charis SIL Regular" w:eastAsia="Charis SIL Regular"/>
-          <w:b w:val="0"/>
-          <w:i w:val="0"/>
-          <w:color w:val="000000"/>
-          <w:sz w:val="24"/>
-        </w:rPr>
-        <w:hyperlink r:id="rId13" w:history="1">
-          <w:r>
-            <w:rPr>
-              <w:rStyle w:val="Hyperlink"/>
-            </w:rPr>
-            <w:t>ning va</w:t>
-          </w:r>
-        </w:hyperlink>
+        <w:t>e koning va</w:t>
       </w:r>
       <w:r>
         <w:rPr>
@@ -1029,21 +865,13 @@
       </w:r>
       <w:r>
         <w:rPr>
-          <w:u w:val="single" w:color="0000ff"/>
           <w:rFonts w:ascii="Charis SIL Regular" w:hAnsi="Charis SIL Regular" w:eastAsia="Charis SIL Regular"/>
           <w:b w:val="0"/>
           <w:i w:val="0"/>
           <w:color w:val="000000"/>
           <w:sz w:val="24"/>
         </w:rPr>
-        <w:hyperlink r:id="rId13" w:history="1">
-          <w:r>
-            <w:rPr>
-              <w:rStyle w:val="Hyperlink"/>
-            </w:rPr>
-            <w:t>Udaipur (n</w:t>
-          </w:r>
-        </w:hyperlink>
+        <w:t>Udaipur (n</w:t>
       </w:r>
       <w:r>
         <w:rPr>
@@ -1377,88 +1205,13 @@
       </w:r>
       <w:r>
         <w:rPr>
-          <w:u w:val="single" w:color="0000ff"/>
           <w:rFonts w:ascii="Charis SIL Regular" w:hAnsi="Charis SIL Regular" w:eastAsia="Charis SIL Regular"/>
           <w:b w:val="0"/>
           <w:i w:val="0"/>
           <w:color w:val="000000"/>
           <w:sz w:val="24"/>
         </w:rPr>
-        <w:hyperlink r:id="rId17" w:history="1">
-          <w:r>
-            <w:rPr>
-              <w:rStyle w:val="Hyperlink"/>
-            </w:rPr>
-            <w:t>Noels van Se</w:t>
-          </w:r>
-        </w:hyperlink>
-      </w:r>
-      <w:r>
-        <w:rPr>
-          <w:rFonts w:ascii="Charis SIL Regular" w:hAnsi="Charis SIL Regular" w:eastAsia="Charis SIL Regular"/>
-          <w:b w:val="0"/>
-          <w:i w:val="0"/>
-          <w:color w:val="000000"/>
-          <w:sz w:val="24"/>
-        </w:rPr>
-        <w:t>roos</w:t>
-      </w:r>
-      <w:r>
-        <w:rPr>
-          <w:u w:val="single" w:color="0000ff"/>
-          <w:rFonts w:ascii="Charis SIL Regular" w:hAnsi="Charis SIL Regular" w:eastAsia="Charis SIL Regular"/>
-          <w:b w:val="0"/>
-          <w:i w:val="0"/>
-          <w:color w:val="000000"/>
-          <w:sz w:val="24"/>
-        </w:rPr>
-        <w:t>k</w:t>
-      </w:r>
-      <w:r>
-        <w:rPr>
-          <w:u w:val="single" w:color="0000ff"/>
-          <w:rFonts w:ascii="Charis SIL Regular" w:hAnsi="Charis SIL Regular" w:eastAsia="Charis SIL Regular"/>
-          <w:b w:val="0"/>
-          <w:i w:val="0"/>
-          <w:color w:val="000000"/>
-          <w:sz w:val="24"/>
-        </w:rPr>
-        <w:hyperlink r:id="rId18" w:history="1">
-          <w:r>
-            <w:rPr>
-              <w:rStyle w:val="Hyperlink"/>
-            </w:rPr>
-            <w:t>erke, af</w:t>
-          </w:r>
-        </w:hyperlink>
-      </w:r>
-      <w:r>
-        <w:rPr>
-          <w:u w:val="single" w:color="0000ff"/>
-          <w:rFonts w:ascii="Charis SIL Regular" w:hAnsi="Charis SIL Regular" w:eastAsia="Charis SIL Regular"/>
-          <w:b w:val="0"/>
-          <w:i w:val="0"/>
-          <w:color w:val="000000"/>
-          <w:sz w:val="24"/>
-        </w:rPr>
-        <w:hyperlink r:id="rId18" w:history="1">
-          <w:r>
-            <w:rPr>
-              <w:rStyle w:val="Hyperlink"/>
-            </w:rPr>
-            <w:t>komsti</w:t>
-          </w:r>
-        </w:hyperlink>
-      </w:r>
-      <w:r>
-        <w:rPr>
-          <w:rFonts w:ascii="Charis SIL Regular" w:hAnsi="Charis SIL Regular" w:eastAsia="Charis SIL Regular"/>
-          <w:b w:val="0"/>
-          <w:i w:val="0"/>
-          <w:color w:val="000000"/>
-          <w:sz w:val="24"/>
-        </w:rPr>
-        <w:t xml:space="preserve">g uit Sri Lanka of India - </w:t>
+        <w:t xml:space="preserve">Noels van Serooskerke, afkomstig uit Sri Lanka of India - </w:t>
       </w:r>
       <w:r>
         <w:rPr>
@@ -1487,7 +1240,7 @@
           <w:sz w:val="24"/>
           <w:u w:val="single"/>
         </w:rPr>
-        <w:hyperlink r:id="rId20" w:history="1">
+        <w:hyperlink r:id="rId19" w:history="1">
           <w:r>
             <w:rPr>
               <w:rStyle w:val="Hyperlink"/>

--- a/EXPORTS/DOCX/review/niveau2/Dutch/India.docx
+++ b/EXPORTS/DOCX/review/niveau2/Dutch/India.docx
@@ -525,7 +525,117 @@
           <w:color w:val="000000"/>
           <w:sz w:val="24"/>
         </w:rPr>
-        <w:t>De grafborden van de voormalige Nederlandse kerk van Chinsurah</w:t>
+        <w:t xml:space="preserve">De grafborden van de </w:t>
+      </w:r>
+      <w:r>
+        <w:rPr>
+          <w:u w:val="single" w:color="0000ff"/>
+          <w:rFonts w:ascii="Charis SIL Regular" w:hAnsi="Charis SIL Regular" w:eastAsia="Charis SIL Regular"/>
+          <w:b w:val="0"/>
+          <w:i w:val="0"/>
+          <w:color w:val="000000"/>
+          <w:sz w:val="24"/>
+        </w:rPr>
+        <w:hyperlink r:id="rId10" w:history="1">
+          <w:r>
+            <w:rPr>
+              <w:rStyle w:val="Hyperlink"/>
+            </w:rPr>
+            <w:t>voo</w:t>
+          </w:r>
+        </w:hyperlink>
+      </w:r>
+      <w:r>
+        <w:rPr>
+          <w:rFonts w:ascii="Charis SIL Regular" w:hAnsi="Charis SIL Regular" w:eastAsia="Charis SIL Regular"/>
+          <w:b w:val="0"/>
+          <w:i w:val="0"/>
+          <w:color w:val="000000"/>
+          <w:sz w:val="24"/>
+        </w:rPr>
+        <w:t>r</w:t>
+      </w:r>
+      <w:r>
+        <w:rPr>
+          <w:u w:val="single" w:color="0000ff"/>
+          <w:rFonts w:ascii="Charis SIL Regular" w:hAnsi="Charis SIL Regular" w:eastAsia="Charis SIL Regular"/>
+          <w:b w:val="0"/>
+          <w:i w:val="0"/>
+          <w:color w:val="000000"/>
+          <w:sz w:val="24"/>
+        </w:rPr>
+        <w:hyperlink r:id="rId11" w:history="1">
+          <w:r>
+            <w:rPr>
+              <w:rStyle w:val="Hyperlink"/>
+            </w:rPr>
+            <w:t>malige</w:t>
+          </w:r>
+        </w:hyperlink>
+      </w:r>
+      <w:r>
+        <w:rPr>
+          <w:rFonts w:ascii="Charis SIL Regular" w:hAnsi="Charis SIL Regular" w:eastAsia="Charis SIL Regular"/>
+          <w:b w:val="0"/>
+          <w:i w:val="0"/>
+          <w:color w:val="000000"/>
+          <w:sz w:val="24"/>
+        </w:rPr>
+        <w:t xml:space="preserve"> Nederlandse kerk va</w:t>
+      </w:r>
+      <w:r>
+        <w:rPr>
+          <w:u w:val="single" w:color="0000ff"/>
+          <w:rFonts w:ascii="Charis SIL Regular" w:hAnsi="Charis SIL Regular" w:eastAsia="Charis SIL Regular"/>
+          <w:b w:val="0"/>
+          <w:i w:val="0"/>
+          <w:color w:val="000000"/>
+          <w:sz w:val="24"/>
+        </w:rPr>
+        <w:hyperlink r:id="rId12" w:history="1">
+          <w:r>
+            <w:rPr>
+              <w:rStyle w:val="Hyperlink"/>
+            </w:rPr>
+            <w:t>n Chin</w:t>
+          </w:r>
+        </w:hyperlink>
+      </w:r>
+      <w:r>
+        <w:rPr>
+          <w:u w:val="single" w:color="0000ff"/>
+          <w:rFonts w:ascii="Charis SIL Regular" w:hAnsi="Charis SIL Regular" w:eastAsia="Charis SIL Regular"/>
+          <w:b w:val="0"/>
+          <w:i w:val="0"/>
+          <w:color w:val="000000"/>
+          <w:sz w:val="24"/>
+        </w:rPr>
+        <w:hyperlink r:id="rId12" w:history="1">
+          <w:r>
+            <w:rPr>
+              <w:rStyle w:val="Hyperlink"/>
+            </w:rPr>
+            <w:t>s</w:t>
+          </w:r>
+        </w:hyperlink>
+      </w:r>
+      <w:r>
+        <w:rPr>
+          <w:u w:val="single" w:color="0000ff"/>
+          <w:rFonts w:ascii="Charis SIL Regular" w:hAnsi="Charis SIL Regular" w:eastAsia="Charis SIL Regular"/>
+          <w:b w:val="0"/>
+          <w:i w:val="0"/>
+          <w:color w:val="000000"/>
+          <w:sz w:val="24"/>
+        </w:rPr>
+        <w:hyperlink r:id="rId12" w:history="1">
+          <w:r>
+            <w:rPr>
+              <w:rStyle w:val="Hyperlink"/>
+            </w:rPr>
+            <w:t>urah</w:t>
+          </w:r>
+        </w:hyperlink>
       </w:r>
       <w:r>
         <w:rPr>
@@ -844,7 +954,68 @@
           <w:color w:val="000000"/>
           <w:sz w:val="24"/>
         </w:rPr>
-        <w:t>e koning va</w:t>
+        <w:hyperlink r:id="rId13" w:history="1">
+          <w:r>
+            <w:rPr>
+              <w:rStyle w:val="Hyperlink"/>
+            </w:rPr>
+            <w:t>e</w:t>
+          </w:r>
+        </w:hyperlink>
+      </w:r>
+      <w:r>
+        <w:rPr>
+          <w:u w:val="single" w:color="0000ff"/>
+          <w:rFonts w:ascii="Charis SIL Regular" w:hAnsi="Charis SIL Regular" w:eastAsia="Charis SIL Regular"/>
+          <w:b w:val="0"/>
+          <w:i w:val="0"/>
+          <w:color w:val="000000"/>
+          <w:sz w:val="24"/>
+        </w:rPr>
+        <w:hyperlink r:id="rId13" w:history="1">
+          <w:r>
+            <w:rPr>
+              <w:rStyle w:val="Hyperlink"/>
+            </w:rPr>
+            <w:t xml:space="preserve"> k</w:t>
+          </w:r>
+        </w:hyperlink>
+      </w:r>
+      <w:r>
+        <w:rPr>
+          <w:u w:val="single" w:color="0000ff"/>
+          <w:rFonts w:ascii="Charis SIL Regular" w:hAnsi="Charis SIL Regular" w:eastAsia="Charis SIL Regular"/>
+          <w:b w:val="0"/>
+          <w:i w:val="0"/>
+          <w:color w:val="000000"/>
+          <w:sz w:val="24"/>
+        </w:rPr>
+        <w:hyperlink r:id="rId13" w:history="1">
+          <w:r>
+            <w:rPr>
+              <w:rStyle w:val="Hyperlink"/>
+            </w:rPr>
+            <w:t>o</w:t>
+          </w:r>
+        </w:hyperlink>
+      </w:r>
+      <w:r>
+        <w:rPr>
+          <w:u w:val="single" w:color="0000ff"/>
+          <w:rFonts w:ascii="Charis SIL Regular" w:hAnsi="Charis SIL Regular" w:eastAsia="Charis SIL Regular"/>
+          <w:b w:val="0"/>
+          <w:i w:val="0"/>
+          <w:color w:val="000000"/>
+          <w:sz w:val="24"/>
+        </w:rPr>
+        <w:hyperlink r:id="rId13" w:history="1">
+          <w:r>
+            <w:rPr>
+              <w:rStyle w:val="Hyperlink"/>
+            </w:rPr>
+            <w:t>ning va</w:t>
+          </w:r>
+        </w:hyperlink>
       </w:r>
       <w:r>
         <w:rPr>
@@ -865,13 +1036,21 @@
       </w:r>
       <w:r>
         <w:rPr>
+          <w:u w:val="single" w:color="0000ff"/>
           <w:rFonts w:ascii="Charis SIL Regular" w:hAnsi="Charis SIL Regular" w:eastAsia="Charis SIL Regular"/>
           <w:b w:val="0"/>
           <w:i w:val="0"/>
           <w:color w:val="000000"/>
           <w:sz w:val="24"/>
         </w:rPr>
-        <w:t>Udaipur (n</w:t>
+        <w:hyperlink r:id="rId13" w:history="1">
+          <w:r>
+            <w:rPr>
+              <w:rStyle w:val="Hyperlink"/>
+            </w:rPr>
+            <w:t>Udaipur (n</w:t>
+          </w:r>
+        </w:hyperlink>
       </w:r>
       <w:r>
         <w:rPr>
@@ -1205,13 +1384,88 @@
       </w:r>
       <w:r>
         <w:rPr>
+          <w:u w:val="single" w:color="0000ff"/>
           <w:rFonts w:ascii="Charis SIL Regular" w:hAnsi="Charis SIL Regular" w:eastAsia="Charis SIL Regular"/>
           <w:b w:val="0"/>
           <w:i w:val="0"/>
           <w:color w:val="000000"/>
           <w:sz w:val="24"/>
         </w:rPr>
-        <w:t xml:space="preserve">Noels van Serooskerke, afkomstig uit Sri Lanka of India - </w:t>
+        <w:hyperlink r:id="rId17" w:history="1">
+          <w:r>
+            <w:rPr>
+              <w:rStyle w:val="Hyperlink"/>
+            </w:rPr>
+            <w:t>Noels van Se</w:t>
+          </w:r>
+        </w:hyperlink>
+      </w:r>
+      <w:r>
+        <w:rPr>
+          <w:rFonts w:ascii="Charis SIL Regular" w:hAnsi="Charis SIL Regular" w:eastAsia="Charis SIL Regular"/>
+          <w:b w:val="0"/>
+          <w:i w:val="0"/>
+          <w:color w:val="000000"/>
+          <w:sz w:val="24"/>
+        </w:rPr>
+        <w:t>roos</w:t>
+      </w:r>
+      <w:r>
+        <w:rPr>
+          <w:u w:val="single" w:color="0000ff"/>
+          <w:rFonts w:ascii="Charis SIL Regular" w:hAnsi="Charis SIL Regular" w:eastAsia="Charis SIL Regular"/>
+          <w:b w:val="0"/>
+          <w:i w:val="0"/>
+          <w:color w:val="000000"/>
+          <w:sz w:val="24"/>
+        </w:rPr>
+        <w:t>k</w:t>
+      </w:r>
+      <w:r>
+        <w:rPr>
+          <w:u w:val="single" w:color="0000ff"/>
+          <w:rFonts w:ascii="Charis SIL Regular" w:hAnsi="Charis SIL Regular" w:eastAsia="Charis SIL Regular"/>
+          <w:b w:val="0"/>
+          <w:i w:val="0"/>
+          <w:color w:val="000000"/>
+          <w:sz w:val="24"/>
+        </w:rPr>
+        <w:hyperlink r:id="rId18" w:history="1">
+          <w:r>
+            <w:rPr>
+              <w:rStyle w:val="Hyperlink"/>
+            </w:rPr>
+            <w:t>erke, af</w:t>
+          </w:r>
+        </w:hyperlink>
+      </w:r>
+      <w:r>
+        <w:rPr>
+          <w:u w:val="single" w:color="0000ff"/>
+          <w:rFonts w:ascii="Charis SIL Regular" w:hAnsi="Charis SIL Regular" w:eastAsia="Charis SIL Regular"/>
+          <w:b w:val="0"/>
+          <w:i w:val="0"/>
+          <w:color w:val="000000"/>
+          <w:sz w:val="24"/>
+        </w:rPr>
+        <w:hyperlink r:id="rId18" w:history="1">
+          <w:r>
+            <w:rPr>
+              <w:rStyle w:val="Hyperlink"/>
+            </w:rPr>
+            <w:t>komsti</w:t>
+          </w:r>
+        </w:hyperlink>
+      </w:r>
+      <w:r>
+        <w:rPr>
+          <w:rFonts w:ascii="Charis SIL Regular" w:hAnsi="Charis SIL Regular" w:eastAsia="Charis SIL Regular"/>
+          <w:b w:val="0"/>
+          <w:i w:val="0"/>
+          <w:color w:val="000000"/>
+          <w:sz w:val="24"/>
+        </w:rPr>
+        <w:t xml:space="preserve">g uit Sri Lanka of India - </w:t>
       </w:r>
       <w:r>
         <w:rPr>
@@ -1220,7 +1474,6 @@
           <w:i w:val="0"/>
           <w:color w:val="0000FF"/>
           <w:sz w:val="24"/>
-          <w:u w:val="single"/>
         </w:rPr>
         <w:hyperlink r:id="rId20" w:history="1">
           <w:r>

--- a/EXPORTS/DOCX/review/niveau2/Dutch/India.docx
+++ b/EXPORTS/DOCX/review/niveau2/Dutch/India.docx
@@ -1118,14 +1118,7 @@
           <w:color w:val="000000"/>
           <w:sz w:val="24"/>
         </w:rPr>
-        <w:hyperlink r:id="rId14" w:history="1">
-          <w:r>
-            <w:rPr>
-              <w:rStyle w:val="Hyperlink"/>
-            </w:rPr>
-            <w:t xml:space="preserve">b) </w:t>
-          </w:r>
-        </w:hyperlink>
+        <w:t xml:space="preserve">b) </w:t>
       </w:r>
       <w:r>
         <w:rPr>
@@ -1154,7 +1147,7 @@
           <w:sz w:val="24"/>
           <w:u w:val="single"/>
         </w:rPr>
-        <w:hyperlink r:id="rId14" w:history="1">
+        <w:hyperlink r:id="rId15" w:history="1">
           <w:r>
             <w:rPr>
               <w:rStyle w:val="Hyperlink"/>
@@ -1441,31 +1434,13 @@
       </w:r>
       <w:r>
         <w:rPr>
-          <w:u w:val="single" w:color="0000ff"/>
           <w:rFonts w:ascii="Charis SIL Regular" w:hAnsi="Charis SIL Regular" w:eastAsia="Charis SIL Regular"/>
           <w:b w:val="0"/>
           <w:i w:val="0"/>
           <w:color w:val="000000"/>
           <w:sz w:val="24"/>
         </w:rPr>
-        <w:hyperlink r:id="rId18" w:history="1">
-          <w:r>
-            <w:rPr>
-              <w:rStyle w:val="Hyperlink"/>
-            </w:rPr>
-            <w:t>komsti</w:t>
-          </w:r>
-        </w:hyperlink>
-      </w:r>
-      <w:r>
-        <w:rPr>
-          <w:rFonts w:ascii="Charis SIL Regular" w:hAnsi="Charis SIL Regular" w:eastAsia="Charis SIL Regular"/>
-          <w:b w:val="0"/>
-          <w:i w:val="0"/>
-          <w:color w:val="000000"/>
-          <w:sz w:val="24"/>
-        </w:rPr>
-        <w:t xml:space="preserve">g uit Sri Lanka of India - </w:t>
+        <w:t xml:space="preserve">komstig uit Sri Lanka of India - </w:t>
       </w:r>
       <w:r>
         <w:rPr>
@@ -1474,6 +1449,7 @@
           <w:i w:val="0"/>
           <w:color w:val="0000FF"/>
           <w:sz w:val="24"/>
+          <w:u w:val="single"/>
         </w:rPr>
         <w:hyperlink r:id="rId20" w:history="1">
           <w:r>

--- a/EXPORTS/DOCX/review/niveau2/Dutch/India.docx
+++ b/EXPORTS/DOCX/review/niveau2/Dutch/India.docx
@@ -1118,7 +1118,14 @@
           <w:color w:val="000000"/>
           <w:sz w:val="24"/>
         </w:rPr>
-        <w:t xml:space="preserve">b) </w:t>
+        <w:hyperlink r:id="rId14" w:history="1">
+          <w:r>
+            <w:rPr>
+              <w:rStyle w:val="Hyperlink"/>
+            </w:rPr>
+            <w:t xml:space="preserve">b) </w:t>
+          </w:r>
+        </w:hyperlink>
       </w:r>
       <w:r>
         <w:rPr>
@@ -1147,7 +1154,7 @@
           <w:sz w:val="24"/>
           <w:u w:val="single"/>
         </w:rPr>
-        <w:hyperlink r:id="rId15" w:history="1">
+        <w:hyperlink r:id="rId14" w:history="1">
           <w:r>
             <w:rPr>
               <w:rStyle w:val="Hyperlink"/>
@@ -1434,13 +1441,31 @@
       </w:r>
       <w:r>
         <w:rPr>
+          <w:u w:val="single" w:color="0000ff"/>
           <w:rFonts w:ascii="Charis SIL Regular" w:hAnsi="Charis SIL Regular" w:eastAsia="Charis SIL Regular"/>
           <w:b w:val="0"/>
           <w:i w:val="0"/>
           <w:color w:val="000000"/>
           <w:sz w:val="24"/>
         </w:rPr>
-        <w:t xml:space="preserve">komstig uit Sri Lanka of India - </w:t>
+        <w:hyperlink r:id="rId18" w:history="1">
+          <w:r>
+            <w:rPr>
+              <w:rStyle w:val="Hyperlink"/>
+            </w:rPr>
+            <w:t>komsti</w:t>
+          </w:r>
+        </w:hyperlink>
+      </w:r>
+      <w:r>
+        <w:rPr>
+          <w:rFonts w:ascii="Charis SIL Regular" w:hAnsi="Charis SIL Regular" w:eastAsia="Charis SIL Regular"/>
+          <w:b w:val="0"/>
+          <w:i w:val="0"/>
+          <w:color w:val="000000"/>
+          <w:sz w:val="24"/>
+        </w:rPr>
+        <w:t xml:space="preserve">g uit Sri Lanka of India - </w:t>
       </w:r>
       <w:r>
         <w:rPr>
@@ -1449,7 +1474,6 @@
           <w:i w:val="0"/>
           <w:color w:val="0000FF"/>
           <w:sz w:val="24"/>
-          <w:u w:val="single"/>
         </w:rPr>
         <w:hyperlink r:id="rId20" w:history="1">
           <w:r>
